--- a/docs/Hardware-Bauplan_Mini-C3.docx
+++ b/docs/Hardware-Bauplan_Mini-C3.docx
@@ -101,7 +101,7 @@
                 <w:sz w:val="21"/>
                 <w:szCs w:val="21"/>
               </w:rPr>
-              <w:t xml:space="preserve">Für den C3 gibt es noch keine Firmware (das Repo enthält nur das Grundgerüst) und keinen KiCad-Schaltplan. Die Pinbelegung in diesem Dokument ist ein Vorschlag: Sie meidet die Strapping-Pins und übernimmt Port A auf GPIO20/21 wie beim RC-Multiswitch C3. Beim Portieren der Firmware wird sie so in firmware/src/pins.h übernommen. Bitte vor dem Löten bestätigen.</w:t>
+              <w:t xml:space="preserve">Für den C3 gibt es noch keine Firmware (das Repo enthält nur das Grundgerüst) und keinen KiCad-Schaltplan. Die Pinbelegung in diesem Dokument ist ein Vorschlag: Der MAX98357A sitzt direkt auf der Versorgungsreihe des SuperMini, Port A liegt auf GPIO20/21 wie beim RC-Multiswitch C3. Die Reihenfolge der Header-Pins stammt aus dem Footprint im Repo RC-Multiswitch-ESP32-C3. Beim Portieren der Firmware wird die Belegung so in firmware/src/pins.h übernommen.</w:t>
             </w:r>
           </w:p>
         </w:tc>
@@ -535,7 +535,7 @@
                 <w:sz w:val="19"/>
                 <w:szCs w:val="19"/>
               </w:rPr>
-              <w:t xml:space="preserve">Verstärker bis ca. 3 W an 4 Ω</w:t>
+              <w:t xml:space="preserve">Pinreihe LRC, BCLK, DIN, GAIN, SD, GND, VIN (Adafruit-Layout)</w:t>
             </w:r>
           </w:p>
         </w:tc>
@@ -754,7 +754,7 @@
                 <w:sz w:val="19"/>
                 <w:szCs w:val="19"/>
               </w:rPr>
-              <w:t xml:space="preserve">3</w:t>
+              <w:t xml:space="preserve">1</w:t>
             </w:r>
           </w:p>
         </w:tc>
@@ -784,7 +784,7 @@
                 <w:sz w:val="19"/>
                 <w:szCs w:val="19"/>
               </w:rPr>
-              <w:t xml:space="preserve">Stiftleiste 4-polig (oder JST-Buchse)</w:t>
+              <w:t xml:space="preserve">Widerstand 10 kΩ</w:t>
             </w:r>
           </w:p>
         </w:tc>
@@ -814,7 +814,7 @@
                 <w:sz w:val="19"/>
                 <w:szCs w:val="19"/>
               </w:rPr>
-              <w:t xml:space="preserve">Port A, B, C</w:t>
+              <w:t xml:space="preserve">Pull-up GPIO2 nach 3V3</w:t>
             </w:r>
           </w:p>
         </w:tc>
@@ -847,7 +847,7 @@
                 <w:sz w:val="19"/>
                 <w:szCs w:val="19"/>
               </w:rPr>
-              <w:t xml:space="preserve">1</w:t>
+              <w:t xml:space="preserve">3</w:t>
             </w:r>
           </w:p>
         </w:tc>
@@ -878,7 +878,7 @@
                 <w:sz w:val="19"/>
                 <w:szCs w:val="19"/>
               </w:rPr>
-              <w:t xml:space="preserve">Stiftleiste 2-polig / Schraubklemme</w:t>
+              <w:t xml:space="preserve">Stiftleiste 4-polig (oder JST-Buchse)</w:t>
             </w:r>
           </w:p>
         </w:tc>
@@ -909,7 +909,7 @@
                 <w:sz w:val="19"/>
                 <w:szCs w:val="19"/>
               </w:rPr>
-              <w:t xml:space="preserve">Lautsprecher</w:t>
+              <w:t xml:space="preserve">Port A, B, C</w:t>
             </w:r>
           </w:p>
         </w:tc>
@@ -971,7 +971,7 @@
                 <w:sz w:val="19"/>
                 <w:szCs w:val="19"/>
               </w:rPr>
-              <w:t xml:space="preserve">Stiftleiste 2-polig + Jumper</w:t>
+              <w:t xml:space="preserve">Stiftleiste 2-polig / Schraubklemme</w:t>
             </w:r>
           </w:p>
         </w:tc>
@@ -1001,7 +1001,7 @@
                 <w:sz w:val="19"/>
                 <w:szCs w:val="19"/>
               </w:rPr>
-              <w:t xml:space="preserve">WLAN-Brücke</w:t>
+              <w:t xml:space="preserve">Lautsprecher</w:t>
             </w:r>
           </w:p>
         </w:tc>
@@ -1065,7 +1065,7 @@
                 <w:sz w:val="19"/>
                 <w:szCs w:val="19"/>
               </w:rPr>
-              <w:t xml:space="preserve">1N4148</w:t>
+              <w:t xml:space="preserve">Stiftleiste 2-polig + Jumper</w:t>
             </w:r>
           </w:p>
         </w:tc>
@@ -1096,7 +1096,7 @@
                 <w:sz w:val="19"/>
                 <w:szCs w:val="19"/>
               </w:rPr>
-              <w:t xml:space="preserve">nur für S.Port an Port B</w:t>
+              <w:t xml:space="preserve">WLAN-Brücke</w:t>
             </w:r>
           </w:p>
         </w:tc>
@@ -1128,7 +1128,7 @@
                 <w:sz w:val="19"/>
                 <w:szCs w:val="19"/>
               </w:rPr>
-              <w:t xml:space="preserve">2</w:t>
+              <w:t xml:space="preserve">1</w:t>
             </w:r>
           </w:p>
         </w:tc>
@@ -1158,7 +1158,7 @@
                 <w:sz w:val="19"/>
                 <w:szCs w:val="19"/>
               </w:rPr>
-              <w:t xml:space="preserve">Buchsenleiste passend zum ESP-Board</w:t>
+              <w:t xml:space="preserve">1N4148</w:t>
             </w:r>
           </w:p>
         </w:tc>
@@ -1188,7 +1188,7 @@
                 <w:sz w:val="19"/>
                 <w:szCs w:val="19"/>
               </w:rPr>
-              <w:t xml:space="preserve">ESP steckbar statt fest gelötet</w:t>
+              <w:t xml:space="preserve">nur für S.Port an Port B</w:t>
             </w:r>
           </w:p>
         </w:tc>
@@ -1221,7 +1221,7 @@
                 <w:sz w:val="19"/>
                 <w:szCs w:val="19"/>
               </w:rPr>
-              <w:t xml:space="preserve">1</w:t>
+              <w:t xml:space="preserve">2</w:t>
             </w:r>
           </w:p>
         </w:tc>
@@ -1252,7 +1252,7 @@
                 <w:sz w:val="19"/>
                 <w:szCs w:val="19"/>
               </w:rPr>
-              <w:t xml:space="preserve">Lochrasterplatine ca. 5 × 7 cm</w:t>
+              <w:t xml:space="preserve">Buchsenleiste passend zum ESP-Board</w:t>
             </w:r>
           </w:p>
         </w:tc>
@@ -1283,7 +1283,7 @@
                 <w:sz w:val="19"/>
                 <w:szCs w:val="19"/>
               </w:rPr>
-              <w:t xml:space="preserve">oder eigene Platine</w:t>
+              <w:t xml:space="preserve">ESP steckbar statt fest gelötet</w:t>
             </w:r>
           </w:p>
         </w:tc>
@@ -1315,7 +1315,7 @@
                 <w:sz w:val="19"/>
                 <w:szCs w:val="19"/>
               </w:rPr>
-              <w:t xml:space="preserve">–</w:t>
+              <w:t xml:space="preserve">1</w:t>
             </w:r>
           </w:p>
         </w:tc>
@@ -1345,7 +1345,7 @@
                 <w:sz w:val="19"/>
                 <w:szCs w:val="19"/>
               </w:rPr>
-              <w:t xml:space="preserve">Litze, Schrumpfschlauch</w:t>
+              <w:t xml:space="preserve">Lochrasterplatine ca. 5 × 7 cm</w:t>
             </w:r>
           </w:p>
         </w:tc>
@@ -1375,7 +1375,7 @@
                 <w:sz w:val="19"/>
                 <w:szCs w:val="19"/>
               </w:rPr>
-              <w:t xml:space="preserve"/>
+              <w:t xml:space="preserve">oder eigene Platine</w:t>
             </w:r>
           </w:p>
         </w:tc>
@@ -1408,7 +1408,7 @@
                 <w:sz w:val="19"/>
                 <w:szCs w:val="19"/>
               </w:rPr>
-              <w:t xml:space="preserve">opt.</w:t>
+              <w:t xml:space="preserve">–</w:t>
             </w:r>
           </w:p>
         </w:tc>
@@ -1439,7 +1439,7 @@
                 <w:sz w:val="19"/>
                 <w:szCs w:val="19"/>
               </w:rPr>
-              <w:t xml:space="preserve">GPS-Modul, z.B. ATGM336H</w:t>
+              <w:t xml:space="preserve">Litze, Schrumpfschlauch</w:t>
             </w:r>
           </w:p>
         </w:tc>
@@ -1470,7 +1470,7 @@
                 <w:sz w:val="19"/>
                 <w:szCs w:val="19"/>
               </w:rPr>
-              <w:t xml:space="preserve">die Firmware sendet PCAS-Befehle (CASIC-Protokoll)</w:t>
+              <w:t xml:space="preserve"/>
             </w:r>
           </w:p>
         </w:tc>
@@ -1532,6 +1532,100 @@
                 <w:sz w:val="19"/>
                 <w:szCs w:val="19"/>
               </w:rPr>
+              <w:t xml:space="preserve">GPS-Modul, z.B. ATGM336H</w:t>
+            </w:r>
+          </w:p>
+        </w:tc>
+        <w:tc>
+          <w:tcPr>
+            <w:tcW w:type="dxa" w:w="4226"/>
+            <w:tcBorders>
+              <w:top w:val="single" w:color="CBD5E1" w:sz="4"/>
+              <w:left w:val="single" w:color="CBD5E1" w:sz="4"/>
+              <w:bottom w:val="single" w:color="CBD5E1" w:sz="4"/>
+              <w:right w:val="single" w:color="CBD5E1" w:sz="4"/>
+            </w:tcBorders>
+            <w:tcMar>
+              <w:top w:type="dxa" w:w="60"/>
+              <w:left w:type="dxa" w:w="100"/>
+              <w:bottom w:type="dxa" w:w="60"/>
+              <w:right w:type="dxa" w:w="100"/>
+            </w:tcMar>
+          </w:tcPr>
+          <w:p>
+            <w:r>
+              <w:rPr>
+                <w:rFonts w:ascii="Arial" w:cs="Arial" w:eastAsia="Arial" w:hAnsi="Arial"/>
+                <w:b w:val="false"/>
+                <w:bCs w:val="false"/>
+                <w:color w:val="0F172A"/>
+                <w:sz w:val="19"/>
+                <w:szCs w:val="19"/>
+              </w:rPr>
+              <w:t xml:space="preserve">die Firmware sendet PCAS-Befehle (CASIC-Protokoll)</w:t>
+            </w:r>
+          </w:p>
+        </w:tc>
+      </w:tr>
+      <w:tr>
+        <w:tc>
+          <w:tcPr>
+            <w:tcW w:type="dxa" w:w="900"/>
+            <w:tcBorders>
+              <w:top w:val="single" w:color="CBD5E1" w:sz="4"/>
+              <w:left w:val="single" w:color="CBD5E1" w:sz="4"/>
+              <w:bottom w:val="single" w:color="CBD5E1" w:sz="4"/>
+              <w:right w:val="single" w:color="CBD5E1" w:sz="4"/>
+            </w:tcBorders>
+            <w:shd w:fill="F1F5F9" w:color="auto" w:val="clear"/>
+            <w:tcMar>
+              <w:top w:type="dxa" w:w="60"/>
+              <w:left w:type="dxa" w:w="100"/>
+              <w:bottom w:type="dxa" w:w="60"/>
+              <w:right w:type="dxa" w:w="100"/>
+            </w:tcMar>
+          </w:tcPr>
+          <w:p>
+            <w:r>
+              <w:rPr>
+                <w:rFonts w:ascii="Arial" w:cs="Arial" w:eastAsia="Arial" w:hAnsi="Arial"/>
+                <w:b w:val="false"/>
+                <w:bCs w:val="false"/>
+                <w:color w:val="0F172A"/>
+                <w:sz w:val="19"/>
+                <w:szCs w:val="19"/>
+              </w:rPr>
+              <w:t xml:space="preserve">opt.</w:t>
+            </w:r>
+          </w:p>
+        </w:tc>
+        <w:tc>
+          <w:tcPr>
+            <w:tcW w:type="dxa" w:w="3900"/>
+            <w:tcBorders>
+              <w:top w:val="single" w:color="CBD5E1" w:sz="4"/>
+              <w:left w:val="single" w:color="CBD5E1" w:sz="4"/>
+              <w:bottom w:val="single" w:color="CBD5E1" w:sz="4"/>
+              <w:right w:val="single" w:color="CBD5E1" w:sz="4"/>
+            </w:tcBorders>
+            <w:shd w:fill="F1F5F9" w:color="auto" w:val="clear"/>
+            <w:tcMar>
+              <w:top w:type="dxa" w:w="60"/>
+              <w:left w:type="dxa" w:w="100"/>
+              <w:bottom w:type="dxa" w:w="60"/>
+              <w:right w:type="dxa" w:w="100"/>
+            </w:tcMar>
+          </w:tcPr>
+          <w:p>
+            <w:r>
+              <w:rPr>
+                <w:rFonts w:ascii="Arial" w:cs="Arial" w:eastAsia="Arial" w:hAnsi="Arial"/>
+                <w:b w:val="false"/>
+                <w:bCs w:val="false"/>
+                <w:color w:val="0F172A"/>
+                <w:sz w:val="19"/>
+                <w:szCs w:val="19"/>
+              </w:rPr>
               <w:t xml:space="preserve">FrSky FLVSS / MLVSS</w:t>
             </w:r>
           </w:p>
@@ -1545,6 +1639,7 @@
               <w:bottom w:val="single" w:color="CBD5E1" w:sz="4"/>
               <w:right w:val="single" w:color="CBD5E1" w:sz="4"/>
             </w:tcBorders>
+            <w:shd w:fill="F1F5F9" w:color="auto" w:val="clear"/>
             <w:tcMar>
               <w:top w:type="dxa" w:w="60"/>
               <w:left w:type="dxa" w:w="100"/>
@@ -1799,7 +1894,7 @@
                 <w:sz w:val="19"/>
                 <w:szCs w:val="19"/>
               </w:rPr>
-              <w:t xml:space="preserve">Port A: CRSF RX</w:t>
+              <w:t xml:space="preserve">MAX VIN</w:t>
             </w:r>
           </w:p>
         </w:tc>
@@ -1829,7 +1924,7 @@
                 <w:sz w:val="19"/>
                 <w:szCs w:val="19"/>
               </w:rPr>
-              <w:t xml:space="preserve">GPIO20</w:t>
+              <w:t xml:space="preserve">5V</w:t>
             </w:r>
           </w:p>
         </w:tc>
@@ -1859,7 +1954,7 @@
                 <w:sz w:val="19"/>
                 <w:szCs w:val="19"/>
               </w:rPr>
-              <w:t xml:space="preserve">Eingang</w:t>
+              <w:t xml:space="preserve">Versorgung</w:t>
             </w:r>
           </w:p>
         </w:tc>
@@ -1889,7 +1984,7 @@
                 <w:sz w:val="19"/>
                 <w:szCs w:val="19"/>
               </w:rPr>
-              <w:t xml:space="preserve">Empfänger TX</w:t>
+              <w:t xml:space="preserve">MAX98357A VIN</w:t>
             </w:r>
           </w:p>
         </w:tc>
@@ -1919,7 +2014,7 @@
                 <w:sz w:val="19"/>
                 <w:szCs w:val="19"/>
               </w:rPr>
-              <w:t xml:space="preserve">Hardware-UART 0</w:t>
+              <w:t xml:space="preserve">MAX direkt aufgelötet</w:t>
             </w:r>
           </w:p>
         </w:tc>
@@ -1952,7 +2047,7 @@
                 <w:sz w:val="19"/>
                 <w:szCs w:val="19"/>
               </w:rPr>
-              <w:t xml:space="preserve">Port A: CRSF TX</w:t>
+              <w:t xml:space="preserve">MAX GND</w:t>
             </w:r>
           </w:p>
         </w:tc>
@@ -1983,7 +2078,7 @@
                 <w:sz w:val="19"/>
                 <w:szCs w:val="19"/>
               </w:rPr>
-              <w:t xml:space="preserve">GPIO21</w:t>
+              <w:t xml:space="preserve">GND</w:t>
             </w:r>
           </w:p>
         </w:tc>
@@ -2014,7 +2109,7 @@
                 <w:sz w:val="19"/>
                 <w:szCs w:val="19"/>
               </w:rPr>
-              <w:t xml:space="preserve">Ausgang</w:t>
+              <w:t xml:space="preserve">Masse</w:t>
             </w:r>
           </w:p>
         </w:tc>
@@ -2045,7 +2140,7 @@
                 <w:sz w:val="19"/>
                 <w:szCs w:val="19"/>
               </w:rPr>
-              <w:t xml:space="preserve">Empfänger RX</w:t>
+              <w:t xml:space="preserve">MAX98357A GND</w:t>
             </w:r>
           </w:p>
         </w:tc>
@@ -2076,7 +2171,7 @@
                 <w:sz w:val="19"/>
                 <w:szCs w:val="19"/>
               </w:rPr>
-              <w:t xml:space="preserve"/>
+              <w:t xml:space="preserve">MAX direkt aufgelötet</w:t>
             </w:r>
           </w:p>
         </w:tc>
@@ -2108,7 +2203,7 @@
                 <w:sz w:val="19"/>
                 <w:szCs w:val="19"/>
               </w:rPr>
-              <w:t xml:space="preserve">Port B: RX</w:t>
+              <w:t xml:space="preserve">MAX SD</w:t>
             </w:r>
           </w:p>
         </w:tc>
@@ -2138,7 +2233,7 @@
                 <w:sz w:val="19"/>
                 <w:szCs w:val="19"/>
               </w:rPr>
-              <w:t xml:space="preserve">GPIO10</w:t>
+              <w:t xml:space="preserve">3V3</w:t>
             </w:r>
           </w:p>
         </w:tc>
@@ -2168,7 +2263,7 @@
                 <w:sz w:val="19"/>
                 <w:szCs w:val="19"/>
               </w:rPr>
-              <w:t xml:space="preserve">Eingang</w:t>
+              <w:t xml:space="preserve">Versorgung</w:t>
             </w:r>
           </w:p>
         </w:tc>
@@ -2198,7 +2293,7 @@
                 <w:sz w:val="19"/>
                 <w:szCs w:val="19"/>
               </w:rPr>
-              <w:t xml:space="preserve">Geräte-TX / S.Port-Signal</w:t>
+              <w:t xml:space="preserve">MAX98357A SD</w:t>
             </w:r>
           </w:p>
         </w:tc>
@@ -2228,7 +2323,7 @@
                 <w:sz w:val="19"/>
                 <w:szCs w:val="19"/>
               </w:rPr>
-              <w:t xml:space="preserve">Hardware-UART 1</w:t>
+              <w:t xml:space="preserve">Verstärker immer an</w:t>
             </w:r>
           </w:p>
         </w:tc>
@@ -2261,7 +2356,7 @@
                 <w:sz w:val="19"/>
                 <w:szCs w:val="19"/>
               </w:rPr>
-              <w:t xml:space="preserve">Port B: TX</w:t>
+              <w:t xml:space="preserve">MAX GAIN</w:t>
             </w:r>
           </w:p>
         </w:tc>
@@ -2292,7 +2387,7 @@
                 <w:sz w:val="19"/>
                 <w:szCs w:val="19"/>
               </w:rPr>
-              <w:t xml:space="preserve">GPIO7</w:t>
+              <w:t xml:space="preserve">GPIO4</w:t>
             </w:r>
           </w:p>
         </w:tc>
@@ -2323,7 +2418,7 @@
                 <w:sz w:val="19"/>
                 <w:szCs w:val="19"/>
               </w:rPr>
-              <w:t xml:space="preserve">Ausgang</w:t>
+              <w:t xml:space="preserve">Eingang (offen)</w:t>
             </w:r>
           </w:p>
         </w:tc>
@@ -2354,7 +2449,7 @@
                 <w:sz w:val="19"/>
                 <w:szCs w:val="19"/>
               </w:rPr>
-              <w:t xml:space="preserve">Geräte-RX / über 1N4148 an S.Port</w:t>
+              <w:t xml:space="preserve">MAX98357A GAIN</w:t>
             </w:r>
           </w:p>
         </w:tc>
@@ -2385,7 +2480,7 @@
                 <w:sz w:val="19"/>
                 <w:szCs w:val="19"/>
               </w:rPr>
-              <w:t xml:space="preserve"/>
+              <w:t xml:space="preserve">offen = 9 dB</w:t>
             </w:r>
           </w:p>
         </w:tc>
@@ -2417,7 +2512,7 @@
                 <w:sz w:val="19"/>
                 <w:szCs w:val="19"/>
               </w:rPr>
-              <w:t xml:space="preserve">Port C: GPS RX</w:t>
+              <w:t xml:space="preserve">I2S DOUT</w:t>
             </w:r>
           </w:p>
         </w:tc>
@@ -2447,7 +2542,7 @@
                 <w:sz w:val="19"/>
                 <w:szCs w:val="19"/>
               </w:rPr>
-              <w:t xml:space="preserve">GPIO0</w:t>
+              <w:t xml:space="preserve">GPIO3</w:t>
             </w:r>
           </w:p>
         </w:tc>
@@ -2477,7 +2572,7 @@
                 <w:sz w:val="19"/>
                 <w:szCs w:val="19"/>
               </w:rPr>
-              <w:t xml:space="preserve">Eingang</w:t>
+              <w:t xml:space="preserve">Ausgang</w:t>
             </w:r>
           </w:p>
         </w:tc>
@@ -2507,7 +2602,7 @@
                 <w:sz w:val="19"/>
                 <w:szCs w:val="19"/>
               </w:rPr>
-              <w:t xml:space="preserve">GPS TX</w:t>
+              <w:t xml:space="preserve">MAX98357A DIN</w:t>
             </w:r>
           </w:p>
         </w:tc>
@@ -2537,7 +2632,7 @@
                 <w:sz w:val="19"/>
                 <w:szCs w:val="19"/>
               </w:rPr>
-              <w:t xml:space="preserve">Software-UART</w:t>
+              <w:t xml:space="preserve">MAX direkt aufgelötet</w:t>
             </w:r>
           </w:p>
         </w:tc>
@@ -2570,7 +2665,7 @@
                 <w:sz w:val="19"/>
                 <w:szCs w:val="19"/>
               </w:rPr>
-              <w:t xml:space="preserve">Port C: GPS TX</w:t>
+              <w:t xml:space="preserve">I2S BCLK</w:t>
             </w:r>
           </w:p>
         </w:tc>
@@ -2601,7 +2696,7 @@
                 <w:sz w:val="19"/>
                 <w:szCs w:val="19"/>
               </w:rPr>
-              <w:t xml:space="preserve">GPIO1</w:t>
+              <w:t xml:space="preserve">GPIO2</w:t>
             </w:r>
           </w:p>
         </w:tc>
@@ -2663,7 +2758,7 @@
                 <w:sz w:val="19"/>
                 <w:szCs w:val="19"/>
               </w:rPr>
-              <w:t xml:space="preserve">GPS RX</w:t>
+              <w:t xml:space="preserve">MAX98357A BCLK</w:t>
             </w:r>
           </w:p>
         </w:tc>
@@ -2694,7 +2789,7 @@
                 <w:sz w:val="19"/>
                 <w:szCs w:val="19"/>
               </w:rPr>
-              <w:t xml:space="preserve">Software-UART</w:t>
+              <w:t xml:space="preserve">Strapping-Pin, siehe unten</w:t>
             </w:r>
           </w:p>
         </w:tc>
@@ -2726,7 +2821,7 @@
                 <w:sz w:val="19"/>
                 <w:szCs w:val="19"/>
               </w:rPr>
-              <w:t xml:space="preserve">I2S BCLK</w:t>
+              <w:t xml:space="preserve">I2S LRC</w:t>
             </w:r>
           </w:p>
         </w:tc>
@@ -2756,7 +2851,7 @@
                 <w:sz w:val="19"/>
                 <w:szCs w:val="19"/>
               </w:rPr>
-              <w:t xml:space="preserve">GPIO4</w:t>
+              <w:t xml:space="preserve">GPIO1</w:t>
             </w:r>
           </w:p>
         </w:tc>
@@ -2816,7 +2911,7 @@
                 <w:sz w:val="19"/>
                 <w:szCs w:val="19"/>
               </w:rPr>
-              <w:t xml:space="preserve">MAX98357A BCLK</w:t>
+              <w:t xml:space="preserve">MAX98357A LRC</w:t>
             </w:r>
           </w:p>
         </w:tc>
@@ -2846,7 +2941,7 @@
                 <w:sz w:val="19"/>
                 <w:szCs w:val="19"/>
               </w:rPr>
-              <w:t xml:space="preserve">kurze Leitung</w:t>
+              <w:t xml:space="preserve">MAX direkt aufgelötet</w:t>
             </w:r>
           </w:p>
         </w:tc>
@@ -2879,7 +2974,7 @@
                 <w:sz w:val="19"/>
                 <w:szCs w:val="19"/>
               </w:rPr>
-              <w:t xml:space="preserve">I2S LRC</w:t>
+              <w:t xml:space="preserve">WLAN-Brücke</w:t>
             </w:r>
           </w:p>
         </w:tc>
@@ -2910,7 +3005,7 @@
                 <w:sz w:val="19"/>
                 <w:szCs w:val="19"/>
               </w:rPr>
-              <w:t xml:space="preserve">GPIO5</w:t>
+              <w:t xml:space="preserve">GPIO0</w:t>
             </w:r>
           </w:p>
         </w:tc>
@@ -2941,7 +3036,7 @@
                 <w:sz w:val="19"/>
                 <w:szCs w:val="19"/>
               </w:rPr>
-              <w:t xml:space="preserve">Ausgang</w:t>
+              <w:t xml:space="preserve">Eingang (Pull-up)</w:t>
             </w:r>
           </w:p>
         </w:tc>
@@ -2972,7 +3067,7 @@
                 <w:sz w:val="19"/>
                 <w:szCs w:val="19"/>
               </w:rPr>
-              <w:t xml:space="preserve">MAX98357A LRC</w:t>
+              <w:t xml:space="preserve">Brücke nach GND</w:t>
             </w:r>
           </w:p>
         </w:tc>
@@ -3003,7 +3098,7 @@
                 <w:sz w:val="19"/>
                 <w:szCs w:val="19"/>
               </w:rPr>
-              <w:t xml:space="preserve">kurze Leitung</w:t>
+              <w:t xml:space="preserve">gesteckt beim Einschalten = WLAN an</w:t>
             </w:r>
           </w:p>
         </w:tc>
@@ -3035,7 +3130,7 @@
                 <w:sz w:val="19"/>
                 <w:szCs w:val="19"/>
               </w:rPr>
-              <w:t xml:space="preserve">I2S DOUT</w:t>
+              <w:t xml:space="preserve">Port C: GPS RX</w:t>
             </w:r>
           </w:p>
         </w:tc>
@@ -3065,7 +3160,7 @@
                 <w:sz w:val="19"/>
                 <w:szCs w:val="19"/>
               </w:rPr>
-              <w:t xml:space="preserve">GPIO6</w:t>
+              <w:t xml:space="preserve">GPIO5</w:t>
             </w:r>
           </w:p>
         </w:tc>
@@ -3095,7 +3190,7 @@
                 <w:sz w:val="19"/>
                 <w:szCs w:val="19"/>
               </w:rPr>
-              <w:t xml:space="preserve">Ausgang</w:t>
+              <w:t xml:space="preserve">Eingang</w:t>
             </w:r>
           </w:p>
         </w:tc>
@@ -3125,7 +3220,7 @@
                 <w:sz w:val="19"/>
                 <w:szCs w:val="19"/>
               </w:rPr>
-              <w:t xml:space="preserve">MAX98357A DIN</w:t>
+              <w:t xml:space="preserve">GPS TX</w:t>
             </w:r>
           </w:p>
         </w:tc>
@@ -3155,7 +3250,7 @@
                 <w:sz w:val="19"/>
                 <w:szCs w:val="19"/>
               </w:rPr>
-              <w:t xml:space="preserve">kurze Leitung</w:t>
+              <w:t xml:space="preserve">Software-UART</w:t>
             </w:r>
           </w:p>
         </w:tc>
@@ -3188,7 +3283,7 @@
                 <w:sz w:val="19"/>
                 <w:szCs w:val="19"/>
               </w:rPr>
-              <w:t xml:space="preserve">WLAN-Brücke</w:t>
+              <w:t xml:space="preserve">Port C: GPS TX</w:t>
             </w:r>
           </w:p>
         </w:tc>
@@ -3219,7 +3314,7 @@
                 <w:sz w:val="19"/>
                 <w:szCs w:val="19"/>
               </w:rPr>
-              <w:t xml:space="preserve">GPIO3</w:t>
+              <w:t xml:space="preserve">GPIO6</w:t>
             </w:r>
           </w:p>
         </w:tc>
@@ -3250,7 +3345,7 @@
                 <w:sz w:val="19"/>
                 <w:szCs w:val="19"/>
               </w:rPr>
-              <w:t xml:space="preserve">Eingang (Pull-up)</w:t>
+              <w:t xml:space="preserve">Ausgang</w:t>
             </w:r>
           </w:p>
         </w:tc>
@@ -3281,7 +3376,7 @@
                 <w:sz w:val="19"/>
                 <w:szCs w:val="19"/>
               </w:rPr>
-              <w:t xml:space="preserve">Brücke nach GND</w:t>
+              <w:t xml:space="preserve">GPS RX</w:t>
             </w:r>
           </w:p>
         </w:tc>
@@ -3312,7 +3407,7 @@
                 <w:sz w:val="19"/>
                 <w:szCs w:val="19"/>
               </w:rPr>
-              <w:t xml:space="preserve">gesteckt beim Einschalten = WLAN an</w:t>
+              <w:t xml:space="preserve">Software-UART</w:t>
             </w:r>
           </w:p>
         </w:tc>
@@ -3344,7 +3439,7 @@
                 <w:sz w:val="19"/>
                 <w:szCs w:val="19"/>
               </w:rPr>
-              <w:t xml:space="preserve">frei</w:t>
+              <w:t xml:space="preserve">Port B: TX</w:t>
             </w:r>
           </w:p>
         </w:tc>
@@ -3374,7 +3469,7 @@
                 <w:sz w:val="19"/>
                 <w:szCs w:val="19"/>
               </w:rPr>
-              <w:t xml:space="preserve">GPIO2, 8, 9</w:t>
+              <w:t xml:space="preserve">GPIO7</w:t>
             </w:r>
           </w:p>
         </w:tc>
@@ -3404,7 +3499,7 @@
                 <w:sz w:val="19"/>
                 <w:szCs w:val="19"/>
               </w:rPr>
-              <w:t xml:space="preserve"/>
+              <w:t xml:space="preserve">Ausgang</w:t>
             </w:r>
           </w:p>
         </w:tc>
@@ -3434,7 +3529,7 @@
                 <w:sz w:val="19"/>
                 <w:szCs w:val="19"/>
               </w:rPr>
-              <w:t xml:space="preserve"/>
+              <w:t xml:space="preserve">Geräte-RX / über 1N4148 an S.Port</w:t>
             </w:r>
           </w:p>
         </w:tc>
@@ -3464,7 +3559,7 @@
                 <w:sz w:val="19"/>
                 <w:szCs w:val="19"/>
               </w:rPr>
-              <w:t xml:space="preserve">Strapping-Pins, bleiben frei (8 = LED, 9 = BOOT-Taste)</w:t>
+              <w:t xml:space="preserve">Hardware-UART 1</w:t>
             </w:r>
           </w:p>
         </w:tc>
@@ -3497,7 +3592,7 @@
                 <w:sz w:val="19"/>
                 <w:szCs w:val="19"/>
               </w:rPr>
-              <w:t xml:space="preserve">Versorgung</w:t>
+              <w:t xml:space="preserve">frei</w:t>
             </w:r>
           </w:p>
         </w:tc>
@@ -3528,7 +3623,7 @@
                 <w:sz w:val="19"/>
                 <w:szCs w:val="19"/>
               </w:rPr>
-              <w:t xml:space="preserve">5V</w:t>
+              <w:t xml:space="preserve">GPIO8, 9</w:t>
             </w:r>
           </w:p>
         </w:tc>
@@ -3559,7 +3654,7 @@
                 <w:sz w:val="19"/>
                 <w:szCs w:val="19"/>
               </w:rPr>
-              <w:t xml:space="preserve">Eingang</w:t>
+              <w:t xml:space="preserve"/>
             </w:r>
           </w:p>
         </w:tc>
@@ -3590,7 +3685,7 @@
                 <w:sz w:val="19"/>
                 <w:szCs w:val="19"/>
               </w:rPr>
-              <w:t xml:space="preserve">+5 V vom BEC</w:t>
+              <w:t xml:space="preserve"/>
             </w:r>
           </w:p>
         </w:tc>
@@ -3621,7 +3716,7 @@
                 <w:sz w:val="19"/>
                 <w:szCs w:val="19"/>
               </w:rPr>
-              <w:t xml:space="preserve"/>
+              <w:t xml:space="preserve">Strapping-Pins (8 = LED, 9 = BOOT-Taste)</w:t>
             </w:r>
           </w:p>
         </w:tc>
@@ -3653,7 +3748,7 @@
                 <w:sz w:val="19"/>
                 <w:szCs w:val="19"/>
               </w:rPr>
-              <w:t xml:space="preserve">Versorgung</w:t>
+              <w:t xml:space="preserve">Port B: RX</w:t>
             </w:r>
           </w:p>
         </w:tc>
@@ -3683,7 +3778,7 @@
                 <w:sz w:val="19"/>
                 <w:szCs w:val="19"/>
               </w:rPr>
-              <w:t xml:space="preserve">3V3</w:t>
+              <w:t xml:space="preserve">GPIO10</w:t>
             </w:r>
           </w:p>
         </w:tc>
@@ -3713,7 +3808,7 @@
                 <w:sz w:val="19"/>
                 <w:szCs w:val="19"/>
               </w:rPr>
-              <w:t xml:space="preserve">Ausgang</w:t>
+              <w:t xml:space="preserve">Eingang</w:t>
             </w:r>
           </w:p>
         </w:tc>
@@ -3743,37 +3838,37 @@
                 <w:sz w:val="19"/>
                 <w:szCs w:val="19"/>
               </w:rPr>
+              <w:t xml:space="preserve">Geräte-TX / S.Port-Signal</w:t>
+            </w:r>
+          </w:p>
+        </w:tc>
+        <w:tc>
+          <w:tcPr>
+            <w:tcW w:type="dxa" w:w="2376"/>
+            <w:tcBorders>
+              <w:top w:val="single" w:color="CBD5E1" w:sz="4"/>
+              <w:left w:val="single" w:color="CBD5E1" w:sz="4"/>
+              <w:bottom w:val="single" w:color="CBD5E1" w:sz="4"/>
+              <w:right w:val="single" w:color="CBD5E1" w:sz="4"/>
+            </w:tcBorders>
+            <w:tcMar>
+              <w:top w:type="dxa" w:w="60"/>
+              <w:left w:type="dxa" w:w="100"/>
+              <w:bottom w:type="dxa" w:w="60"/>
+              <w:right w:type="dxa" w:w="100"/>
+            </w:tcMar>
+          </w:tcPr>
+          <w:p>
+            <w:r>
+              <w:rPr>
+                <w:rFonts w:ascii="Arial" w:cs="Arial" w:eastAsia="Arial" w:hAnsi="Arial"/>
+                <w:b w:val="false"/>
+                <w:bCs w:val="false"/>
+                <w:color w:val="0F172A"/>
+                <w:sz w:val="19"/>
+                <w:szCs w:val="19"/>
+              </w:rPr>
               <w:t xml:space="preserve"/>
-            </w:r>
-          </w:p>
-        </w:tc>
-        <w:tc>
-          <w:tcPr>
-            <w:tcW w:type="dxa" w:w="2376"/>
-            <w:tcBorders>
-              <w:top w:val="single" w:color="CBD5E1" w:sz="4"/>
-              <w:left w:val="single" w:color="CBD5E1" w:sz="4"/>
-              <w:bottom w:val="single" w:color="CBD5E1" w:sz="4"/>
-              <w:right w:val="single" w:color="CBD5E1" w:sz="4"/>
-            </w:tcBorders>
-            <w:tcMar>
-              <w:top w:type="dxa" w:w="60"/>
-              <w:left w:type="dxa" w:w="100"/>
-              <w:bottom w:type="dxa" w:w="60"/>
-              <w:right w:type="dxa" w:w="100"/>
-            </w:tcMar>
-          </w:tcPr>
-          <w:p>
-            <w:r>
-              <w:rPr>
-                <w:rFonts w:ascii="Arial" w:cs="Arial" w:eastAsia="Arial" w:hAnsi="Arial"/>
-                <w:b w:val="false"/>
-                <w:bCs w:val="false"/>
-                <w:color w:val="0F172A"/>
-                <w:sz w:val="19"/>
-                <w:szCs w:val="19"/>
-              </w:rPr>
-              <w:t xml:space="preserve">nicht belasten</w:t>
             </w:r>
           </w:p>
         </w:tc>
@@ -3806,7 +3901,7 @@
                 <w:sz w:val="19"/>
                 <w:szCs w:val="19"/>
               </w:rPr>
-              <w:t xml:space="preserve">Masse</w:t>
+              <w:t xml:space="preserve">Port A: CRSF RX</w:t>
             </w:r>
           </w:p>
         </w:tc>
@@ -3837,7 +3932,7 @@
                 <w:sz w:val="19"/>
                 <w:szCs w:val="19"/>
               </w:rPr>
-              <w:t xml:space="preserve">GND</w:t>
+              <w:t xml:space="preserve">GPIO20</w:t>
             </w:r>
           </w:p>
         </w:tc>
@@ -3868,7 +3963,7 @@
                 <w:sz w:val="19"/>
                 <w:szCs w:val="19"/>
               </w:rPr>
-              <w:t xml:space="preserve"/>
+              <w:t xml:space="preserve">Eingang</w:t>
             </w:r>
           </w:p>
         </w:tc>
@@ -3899,7 +3994,7 @@
                 <w:sz w:val="19"/>
                 <w:szCs w:val="19"/>
               </w:rPr>
-              <w:t xml:space="preserve">alle Geräte</w:t>
+              <w:t xml:space="preserve">Empfänger TX</w:t>
             </w:r>
           </w:p>
         </w:tc>
@@ -3913,6 +4008,158 @@
               <w:right w:val="single" w:color="CBD5E1" w:sz="4"/>
             </w:tcBorders>
             <w:shd w:fill="F1F5F9" w:color="auto" w:val="clear"/>
+            <w:tcMar>
+              <w:top w:type="dxa" w:w="60"/>
+              <w:left w:type="dxa" w:w="100"/>
+              <w:bottom w:type="dxa" w:w="60"/>
+              <w:right w:type="dxa" w:w="100"/>
+            </w:tcMar>
+          </w:tcPr>
+          <w:p>
+            <w:r>
+              <w:rPr>
+                <w:rFonts w:ascii="Arial" w:cs="Arial" w:eastAsia="Arial" w:hAnsi="Arial"/>
+                <w:b w:val="false"/>
+                <w:bCs w:val="false"/>
+                <w:color w:val="0F172A"/>
+                <w:sz w:val="19"/>
+                <w:szCs w:val="19"/>
+              </w:rPr>
+              <w:t xml:space="preserve">Hardware-UART 0</w:t>
+            </w:r>
+          </w:p>
+        </w:tc>
+      </w:tr>
+      <w:tr>
+        <w:tc>
+          <w:tcPr>
+            <w:tcW w:type="dxa" w:w="1900"/>
+            <w:tcBorders>
+              <w:top w:val="single" w:color="CBD5E1" w:sz="4"/>
+              <w:left w:val="single" w:color="CBD5E1" w:sz="4"/>
+              <w:bottom w:val="single" w:color="CBD5E1" w:sz="4"/>
+              <w:right w:val="single" w:color="CBD5E1" w:sz="4"/>
+            </w:tcBorders>
+            <w:tcMar>
+              <w:top w:type="dxa" w:w="60"/>
+              <w:left w:type="dxa" w:w="100"/>
+              <w:bottom w:type="dxa" w:w="60"/>
+              <w:right w:type="dxa" w:w="100"/>
+            </w:tcMar>
+          </w:tcPr>
+          <w:p>
+            <w:r>
+              <w:rPr>
+                <w:rFonts w:ascii="Arial" w:cs="Arial" w:eastAsia="Arial" w:hAnsi="Arial"/>
+                <w:b w:val="false"/>
+                <w:bCs w:val="false"/>
+                <w:color w:val="0F172A"/>
+                <w:sz w:val="19"/>
+                <w:szCs w:val="19"/>
+              </w:rPr>
+              <w:t xml:space="preserve">Port A: CRSF TX</w:t>
+            </w:r>
+          </w:p>
+        </w:tc>
+        <w:tc>
+          <w:tcPr>
+            <w:tcW w:type="dxa" w:w="1150"/>
+            <w:tcBorders>
+              <w:top w:val="single" w:color="CBD5E1" w:sz="4"/>
+              <w:left w:val="single" w:color="CBD5E1" w:sz="4"/>
+              <w:bottom w:val="single" w:color="CBD5E1" w:sz="4"/>
+              <w:right w:val="single" w:color="CBD5E1" w:sz="4"/>
+            </w:tcBorders>
+            <w:tcMar>
+              <w:top w:type="dxa" w:w="60"/>
+              <w:left w:type="dxa" w:w="100"/>
+              <w:bottom w:type="dxa" w:w="60"/>
+              <w:right w:type="dxa" w:w="100"/>
+            </w:tcMar>
+          </w:tcPr>
+          <w:p>
+            <w:r>
+              <w:rPr>
+                <w:rFonts w:ascii="Arial" w:cs="Arial" w:eastAsia="Arial" w:hAnsi="Arial"/>
+                <w:b/>
+                <w:bCs/>
+                <w:color w:val="0F172A"/>
+                <w:sz w:val="19"/>
+                <w:szCs w:val="19"/>
+              </w:rPr>
+              <w:t xml:space="preserve">GPIO21</w:t>
+            </w:r>
+          </w:p>
+        </w:tc>
+        <w:tc>
+          <w:tcPr>
+            <w:tcW w:type="dxa" w:w="1300"/>
+            <w:tcBorders>
+              <w:top w:val="single" w:color="CBD5E1" w:sz="4"/>
+              <w:left w:val="single" w:color="CBD5E1" w:sz="4"/>
+              <w:bottom w:val="single" w:color="CBD5E1" w:sz="4"/>
+              <w:right w:val="single" w:color="CBD5E1" w:sz="4"/>
+            </w:tcBorders>
+            <w:tcMar>
+              <w:top w:type="dxa" w:w="60"/>
+              <w:left w:type="dxa" w:w="100"/>
+              <w:bottom w:type="dxa" w:w="60"/>
+              <w:right w:type="dxa" w:w="100"/>
+            </w:tcMar>
+          </w:tcPr>
+          <w:p>
+            <w:r>
+              <w:rPr>
+                <w:rFonts w:ascii="Arial" w:cs="Arial" w:eastAsia="Arial" w:hAnsi="Arial"/>
+                <w:b w:val="false"/>
+                <w:bCs w:val="false"/>
+                <w:color w:val="0F172A"/>
+                <w:sz w:val="19"/>
+                <w:szCs w:val="19"/>
+              </w:rPr>
+              <w:t xml:space="preserve">Ausgang</w:t>
+            </w:r>
+          </w:p>
+        </w:tc>
+        <w:tc>
+          <w:tcPr>
+            <w:tcW w:type="dxa" w:w="2300"/>
+            <w:tcBorders>
+              <w:top w:val="single" w:color="CBD5E1" w:sz="4"/>
+              <w:left w:val="single" w:color="CBD5E1" w:sz="4"/>
+              <w:bottom w:val="single" w:color="CBD5E1" w:sz="4"/>
+              <w:right w:val="single" w:color="CBD5E1" w:sz="4"/>
+            </w:tcBorders>
+            <w:tcMar>
+              <w:top w:type="dxa" w:w="60"/>
+              <w:left w:type="dxa" w:w="100"/>
+              <w:bottom w:type="dxa" w:w="60"/>
+              <w:right w:type="dxa" w:w="100"/>
+            </w:tcMar>
+          </w:tcPr>
+          <w:p>
+            <w:r>
+              <w:rPr>
+                <w:rFonts w:ascii="Arial" w:cs="Arial" w:eastAsia="Arial" w:hAnsi="Arial"/>
+                <w:b w:val="false"/>
+                <w:bCs w:val="false"/>
+                <w:color w:val="0F172A"/>
+                <w:sz w:val="19"/>
+                <w:szCs w:val="19"/>
+              </w:rPr>
+              <w:t xml:space="preserve">Empfänger RX</w:t>
+            </w:r>
+          </w:p>
+        </w:tc>
+        <w:tc>
+          <w:tcPr>
+            <w:tcW w:type="dxa" w:w="2376"/>
+            <w:tcBorders>
+              <w:top w:val="single" w:color="CBD5E1" w:sz="4"/>
+              <w:left w:val="single" w:color="CBD5E1" w:sz="4"/>
+              <w:bottom w:val="single" w:color="CBD5E1" w:sz="4"/>
+              <w:right w:val="single" w:color="CBD5E1" w:sz="4"/>
+            </w:tcBorders>
             <w:tcMar>
               <w:top w:type="dxa" w:w="60"/>
               <w:left w:type="dxa" w:w="100"/>
@@ -3963,7 +4210,7 @@
           <w:sz w:val="22"/>
           <w:szCs w:val="22"/>
         </w:rPr>
-        <w:t xml:space="preserve">GPIO 2, 8 und 9 sind Strapping-Pins. Liegen sie beim Start falsch, bootet der C3 nicht oder geht in den Download-Modus. Darum sind sie hier frei gelassen.</w:t>
+        <w:t xml:space="preserve">Header-Reihen (Draufsicht, USB-C oben): rechts 5V, GND, 3V3, IO4, IO3, IO2, IO1, IO0; links IO5 bis IO10, IO20, IO21.</w:t>
       </w:r>
     </w:p>
     <w:p>
@@ -3981,7 +4228,25 @@
           <w:sz w:val="22"/>
           <w:szCs w:val="22"/>
         </w:rPr>
-        <w:t xml:space="preserve">GPIO 8 ist die blaue LED auf dem SuperMini, GPIO 9 die BOOT-Taste.</w:t>
+        <w:t xml:space="preserve">GPIO 2, 8 und 9 sind Strapping-Pins. GPIO 2 trägt hier BCLK, weil der MAX direkt auf der Reihe sitzt. Der MAX-Eingang zieht den Pin beim Start nicht nach unten. Empfehlung: auf der Rückseite 10 kΩ von GPIO2 nach 3V3, dann ist der Startpegel sicher.</w:t>
+      </w:r>
+    </w:p>
+    <w:p>
+      <w:pPr>
+        <w:pStyle w:val="ListParagraph"/>
+        <w:numPr>
+          <w:ilvl w:val="0"/>
+          <w:numId w:val="2"/>
+        </w:numPr>
+        <w:spacing w:after="80"/>
+      </w:pPr>
+      <w:r>
+        <w:rPr>
+          <w:rFonts w:ascii="Arial" w:cs="Arial" w:eastAsia="Arial" w:hAnsi="Arial"/>
+          <w:sz w:val="22"/>
+          <w:szCs w:val="22"/>
+        </w:rPr>
+        <w:t xml:space="preserve">GPIO 8 ist die blaue LED auf dem SuperMini, GPIO 9 die BOOT-Taste. Beide bleiben frei.</w:t>
       </w:r>
     </w:p>
     <w:p>
@@ -4150,24 +4415,19 @@
     </w:p>
     <w:p>
       <w:pPr>
-        <w:pStyle w:val="Heading2"/>
-        <w:spacing w:after="120" w:before="200"/>
-      </w:pPr>
-      <w:r>
-        <w:rPr>
-          <w:rFonts w:ascii="Arial" w:cs="Arial" w:eastAsia="Arial" w:hAnsi="Arial"/>
-        </w:rPr>
-        <w:t xml:space="preserve">Verstärker MAX98357A</w:t>
-      </w:r>
-    </w:p>
-    <w:p>
-      <w:pPr>
-        <w:pStyle w:val="ListParagraph"/>
-        <w:numPr>
-          <w:ilvl w:val="0"/>
-          <w:numId w:val="2"/>
-        </w:numPr>
-        <w:spacing w:after="80"/>
+        <w:pStyle w:val="Heading1"/>
+        <w:spacing w:after="160" w:before="300"/>
+      </w:pPr>
+      <w:r>
+        <w:rPr>
+          <w:rFonts w:ascii="Arial" w:cs="Arial" w:eastAsia="Arial" w:hAnsi="Arial"/>
+        </w:rPr>
+        <w:t xml:space="preserve">5. Verstärker direkt auf dem ESP</w:t>
+      </w:r>
+    </w:p>
+    <w:p>
+      <w:pPr>
+        <w:spacing w:after="120"/>
       </w:pPr>
       <w:r>
         <w:rPr>
@@ -4175,68 +4435,7 @@
           <w:sz w:val="22"/>
           <w:szCs w:val="22"/>
         </w:rPr>
-        <w:t xml:space="preserve">GAIN offen lassen ergibt 9 dB. Lauter: GAIN an GND (12 dB). Leiser: GAIN an VIN (6 dB).</w:t>
-      </w:r>
-    </w:p>
-    <w:p>
-      <w:pPr>
-        <w:pStyle w:val="ListParagraph"/>
-        <w:numPr>
-          <w:ilvl w:val="0"/>
-          <w:numId w:val="2"/>
-        </w:numPr>
-        <w:spacing w:after="80"/>
-      </w:pPr>
-      <w:r>
-        <w:rPr>
-          <w:rFonts w:ascii="Arial" w:cs="Arial" w:eastAsia="Arial" w:hAnsi="Arial"/>
-          <w:sz w:val="22"/>
-          <w:szCs w:val="22"/>
-        </w:rPr>
-        <w:t xml:space="preserve">SD-Pin des Breakouts offen lassen: Der Verstärker gibt dann das Mono-Signal aus. SD an GND schaltet ihn stumm.</w:t>
-      </w:r>
-    </w:p>
-    <w:p>
-      <w:pPr>
-        <w:pStyle w:val="ListParagraph"/>
-        <w:numPr>
-          <w:ilvl w:val="0"/>
-          <w:numId w:val="2"/>
-        </w:numPr>
-        <w:spacing w:after="80"/>
-      </w:pPr>
-      <w:r>
-        <w:rPr>
-          <w:rFonts w:ascii="Arial" w:cs="Arial" w:eastAsia="Arial" w:hAnsi="Arial"/>
-          <w:sz w:val="22"/>
-          <w:szCs w:val="22"/>
-        </w:rPr>
-        <w:t xml:space="preserve">Der Lautsprecher kommt nur an + und − des Verstärkers, nie an GND.</w:t>
-      </w:r>
-    </w:p>
-    <w:p>
-      <w:pPr>
-        <w:pStyle w:val="Heading1"/>
-        <w:spacing w:after="160" w:before="300"/>
-      </w:pPr>
-      <w:r>
-        <w:rPr>
-          <w:rFonts w:ascii="Arial" w:cs="Arial" w:eastAsia="Arial" w:hAnsi="Arial"/>
-        </w:rPr>
-        <w:t xml:space="preserve">5. Steckerbelegung</w:t>
-      </w:r>
-    </w:p>
-    <w:p>
-      <w:pPr>
-        <w:spacing w:after="120"/>
-      </w:pPr>
-      <w:r>
-        <w:rPr>
-          <w:rFonts w:ascii="Arial" w:cs="Arial" w:eastAsia="Arial" w:hAnsi="Arial"/>
-          <w:sz w:val="22"/>
-          <w:szCs w:val="22"/>
-        </w:rPr>
-        <w:t xml:space="preserve">Die Reihenfolge ist ein Vorschlag. Wichtig ist nur, dass TX des Geräts an RX des ESP geht und umgekehrt.</w:t>
+        <w:t xml:space="preserve">Der MAX98357A wird ohne Kabel direkt auf die Versorgungsreihe des ESP32-C3 SuperMini gelötet. Die 7 Pins des MAX (LRC, BCLK, DIN, GAIN, SD, GND, VIN) treffen dabei in umgekehrter Reihenfolge genau auf 5V, GND, 3V3, IO4, IO3, IO2, IO1. VIN muss auf 5V liegen, GND auf GND.</w:t>
       </w:r>
     </w:p>
     <w:p>
@@ -4247,9 +4446,9 @@
       <w:r>
         <w:drawing>
           <wp:inline distT="0" distB="0" distL="0" distR="0">
-            <wp:extent cx="5905500" cy="2362200"/>
+            <wp:extent cx="5334000" cy="3286125"/>
             <wp:effectExtent t="0" r="0" b="0" l="0"/>
-            <wp:docPr id="1" name="stecker_C3.png" descr="Bild 3: Steckerbelegung Port A, B und C" title="Bild 3: Steckerbelegung Port A, B und C"/>
+            <wp:docPr id="1" name="max_direkt_C3.png" descr="Bild 3: MAX98357A direkt auf dem ESP32-C3 SuperMini" title="Bild 3: MAX98357A direkt auf dem ESP32-C3 SuperMini"/>
             <wp:cNvGraphicFramePr>
               <a:graphicFrameLocks xmlns:a="http://schemas.openxmlformats.org/drawingml/2006/main" noChangeAspect="1"/>
             </wp:cNvGraphicFramePr>
@@ -4272,7 +4471,7 @@
                   <pic:spPr bwMode="auto">
                     <a:xfrm>
                       <a:off x="0" y="0"/>
-                      <a:ext cx="5905500" cy="2362200"/>
+                      <a:ext cx="5334000" cy="3286125"/>
                     </a:xfrm>
                     <a:prstGeom prst="rect">
                       <a:avLst/>
@@ -4299,7 +4498,79 @@
           <w:sz w:val="18"/>
           <w:szCs w:val="18"/>
         </w:rPr>
-        <w:t xml:space="preserve">Bild 3: Steckerbelegung Port A, B und C</w:t>
+        <w:t xml:space="preserve">Bild 3: MAX98357A direkt auf dem ESP32-C3 SuperMini</w:t>
+      </w:r>
+    </w:p>
+    <w:p>
+      <w:pPr>
+        <w:pStyle w:val="ListParagraph"/>
+        <w:numPr>
+          <w:ilvl w:val="0"/>
+          <w:numId w:val="2"/>
+        </w:numPr>
+        <w:spacing w:after="80"/>
+      </w:pPr>
+      <w:r>
+        <w:rPr>
+          <w:rFonts w:ascii="Arial" w:cs="Arial" w:eastAsia="Arial" w:hAnsi="Arial"/>
+          <w:sz w:val="22"/>
+          <w:szCs w:val="22"/>
+        </w:rPr>
+        <w:t xml:space="preserve">SD liegt auf 3V3: Der Verstärker ist immer eingeschaltet und gibt den linken Kanal aus. Die Firmware schreibt das Mono-Signal auf beide Kanäle, es fehlt also nichts.</w:t>
+      </w:r>
+    </w:p>
+    <w:p>
+      <w:pPr>
+        <w:pStyle w:val="ListParagraph"/>
+        <w:numPr>
+          <w:ilvl w:val="0"/>
+          <w:numId w:val="2"/>
+        </w:numPr>
+        <w:spacing w:after="80"/>
+      </w:pPr>
+      <w:r>
+        <w:rPr>
+          <w:rFonts w:ascii="Arial" w:cs="Arial" w:eastAsia="Arial" w:hAnsi="Arial"/>
+          <w:sz w:val="22"/>
+          <w:szCs w:val="22"/>
+        </w:rPr>
+        <w:t xml:space="preserve">GAIN liegt auf GPIO4. Die Firmware lässt den Pin offen (Eingang ohne Pull-up), das ergibt 9 dB. Später kann sie die Lautstärkestufe umschalten: LOW = 12 dB, HIGH = 6 dB.</w:t>
+      </w:r>
+    </w:p>
+    <w:p>
+      <w:pPr>
+        <w:pStyle w:val="ListParagraph"/>
+        <w:numPr>
+          <w:ilvl w:val="0"/>
+          <w:numId w:val="2"/>
+        </w:numPr>
+        <w:spacing w:after="80"/>
+      </w:pPr>
+      <w:r>
+        <w:rPr>
+          <w:rFonts w:ascii="Arial" w:cs="Arial" w:eastAsia="Arial" w:hAnsi="Arial"/>
+          <w:sz w:val="22"/>
+          <w:szCs w:val="22"/>
+        </w:rPr>
+        <w:t xml:space="preserve">Der Lautsprecher kommt nur an + und − des Verstärkers, nie an GND.</w:t>
+      </w:r>
+    </w:p>
+    <w:p>
+      <w:pPr>
+        <w:pStyle w:val="ListParagraph"/>
+        <w:numPr>
+          <w:ilvl w:val="0"/>
+          <w:numId w:val="2"/>
+        </w:numPr>
+        <w:spacing w:after="80"/>
+      </w:pPr>
+      <w:r>
+        <w:rPr>
+          <w:rFonts w:ascii="Arial" w:cs="Arial" w:eastAsia="Arial" w:hAnsi="Arial"/>
+          <w:sz w:val="22"/>
+          <w:szCs w:val="22"/>
+        </w:rPr>
+        <w:t xml:space="preserve">Die übrigen Geräte (Port A, B, C) holen +5V und GND an denselben Lötstellen ab. Am einfachsten über die VIN- und GND-Pins des MAX.</w:t>
       </w:r>
     </w:p>
     <w:p>
@@ -4311,7 +4582,7 @@
         <w:rPr>
           <w:rFonts w:ascii="Arial" w:cs="Arial" w:eastAsia="Arial" w:hAnsi="Arial"/>
         </w:rPr>
-        <w:t xml:space="preserve">6. Port B als S.Port (LiPo-Sensor)</w:t>
+        <w:t xml:space="preserve">6. Steckerbelegung</w:t>
       </w:r>
     </w:p>
     <w:p>
@@ -4324,7 +4595,7 @@
           <w:sz w:val="22"/>
           <w:szCs w:val="22"/>
         </w:rPr>
-        <w:t xml:space="preserve">Der FrSky-S.Port ist eine Eindrahtleitung. Der ESP hört mit RX direkt mit und sendet mit TX über eine Diode 1N4148. Der Ring der Diode (Kathode) zeigt zur S.Port-Leitung.</w:t>
+        <w:t xml:space="preserve">Die Reihenfolge ist ein Vorschlag. Wichtig ist nur, dass TX des Geräts an RX des ESP geht und umgekehrt.</w:t>
       </w:r>
     </w:p>
     <w:p>
@@ -4335,9 +4606,9 @@
       <w:r>
         <w:drawing>
           <wp:inline distT="0" distB="0" distL="0" distR="0">
-            <wp:extent cx="5715000" cy="2000250"/>
+            <wp:extent cx="5905500" cy="2362200"/>
             <wp:effectExtent t="0" r="0" b="0" l="0"/>
-            <wp:docPr id="1" name="sport_C3.png" descr="Bild 4: S.Port-Anschluss an Port B" title="Bild 4: S.Port-Anschluss an Port B"/>
+            <wp:docPr id="1" name="stecker_C3.png" descr="Bild 4: Steckerbelegung Port A, B und C" title="Bild 4: Steckerbelegung Port A, B und C"/>
             <wp:cNvGraphicFramePr>
               <a:graphicFrameLocks xmlns:a="http://schemas.openxmlformats.org/drawingml/2006/main" noChangeAspect="1"/>
             </wp:cNvGraphicFramePr>
@@ -4360,7 +4631,7 @@
                   <pic:spPr bwMode="auto">
                     <a:xfrm>
                       <a:off x="0" y="0"/>
-                      <a:ext cx="5715000" cy="2000250"/>
+                      <a:ext cx="5905500" cy="2362200"/>
                     </a:xfrm>
                     <a:prstGeom prst="rect">
                       <a:avLst/>
@@ -4387,7 +4658,7 @@
           <w:sz w:val="18"/>
           <w:szCs w:val="18"/>
         </w:rPr>
-        <w:t xml:space="preserve">Bild 4: S.Port-Anschluss an Port B</w:t>
+        <w:t xml:space="preserve">Bild 4: Steckerbelegung Port A, B und C</w:t>
       </w:r>
     </w:p>
     <w:p>
@@ -4399,17 +4670,12 @@
         <w:rPr>
           <w:rFonts w:ascii="Arial" w:cs="Arial" w:eastAsia="Arial" w:hAnsi="Arial"/>
         </w:rPr>
-        <w:t xml:space="preserve">7. Stromversorgung</w:t>
-      </w:r>
-    </w:p>
-    <w:p>
-      <w:pPr>
-        <w:pStyle w:val="ListParagraph"/>
-        <w:numPr>
-          <w:ilvl w:val="0"/>
-          <w:numId w:val="2"/>
-        </w:numPr>
-        <w:spacing w:after="80"/>
+        <w:t xml:space="preserve">7. Port B als S.Port (LiPo-Sensor)</w:t>
+      </w:r>
+    </w:p>
+    <w:p>
+      <w:pPr>
+        <w:spacing w:after="120"/>
       </w:pPr>
       <w:r>
         <w:rPr>
@@ -4417,91 +4683,7 @@
           <w:sz w:val="22"/>
           <w:szCs w:val="22"/>
         </w:rPr>
-        <w:t xml:space="preserve">Alles läuft mit +5 V aus dem BEC des Reglers bzw. dem Empfängerstecker (Port A). Die +5-V-Leitung geht an den 5V-Pin des ESP-Boards, an VIN des Verstärkers und an die Ports B und C.</w:t>
-      </w:r>
-    </w:p>
-    <w:p>
-      <w:pPr>
-        <w:pStyle w:val="ListParagraph"/>
-        <w:numPr>
-          <w:ilvl w:val="0"/>
-          <w:numId w:val="2"/>
-        </w:numPr>
-        <w:spacing w:after="80"/>
-      </w:pPr>
-      <w:r>
-        <w:rPr>
-          <w:rFonts w:ascii="Arial" w:cs="Arial" w:eastAsia="Arial" w:hAnsi="Arial"/>
-          <w:sz w:val="22"/>
-          <w:szCs w:val="22"/>
-        </w:rPr>
-        <w:t xml:space="preserve">Strombedarf: ESP mit WLAN bis ca. 0,35 A, Verstärker bei voller Lautstärke an 4 Ω Spitzen bis ca. 0,8 A. Das BEC sollte mindestens 1,5 A liefern können.</w:t>
-      </w:r>
-    </w:p>
-    <w:p>
-      <w:pPr>
-        <w:pStyle w:val="ListParagraph"/>
-        <w:numPr>
-          <w:ilvl w:val="0"/>
-          <w:numId w:val="2"/>
-        </w:numPr>
-        <w:spacing w:after="80"/>
-      </w:pPr>
-      <w:r>
-        <w:rPr>
-          <w:rFonts w:ascii="Arial" w:cs="Arial" w:eastAsia="Arial" w:hAnsi="Arial"/>
-          <w:sz w:val="22"/>
-          <w:szCs w:val="22"/>
-        </w:rPr>
-        <w:t xml:space="preserve">Der Elko am Verstärker fängt Stromspitzen ab. Ohne ihn kann der ESP bei lauten Sounds neu starten.</w:t>
-      </w:r>
-    </w:p>
-    <w:p>
-      <w:pPr>
-        <w:pStyle w:val="ListParagraph"/>
-        <w:numPr>
-          <w:ilvl w:val="0"/>
-          <w:numId w:val="2"/>
-        </w:numPr>
-        <w:spacing w:after="80"/>
-      </w:pPr>
-      <w:r>
-        <w:rPr>
-          <w:rFonts w:ascii="Arial" w:cs="Arial" w:eastAsia="Arial" w:hAnsi="Arial"/>
-          <w:sz w:val="22"/>
-          <w:szCs w:val="22"/>
-        </w:rPr>
-        <w:t xml:space="preserve">Der 3V3-Pin ist ein Ausgang des ESP-Boards. Er wird hier nicht gebraucht.</w:t>
-      </w:r>
-    </w:p>
-    <w:p>
-      <w:pPr>
-        <w:pStyle w:val="ListParagraph"/>
-        <w:numPr>
-          <w:ilvl w:val="0"/>
-          <w:numId w:val="2"/>
-        </w:numPr>
-        <w:spacing w:after="80"/>
-      </w:pPr>
-      <w:r>
-        <w:rPr>
-          <w:rFonts w:ascii="Arial" w:cs="Arial" w:eastAsia="Arial" w:hAnsi="Arial"/>
-          <w:sz w:val="22"/>
-          <w:szCs w:val="22"/>
-        </w:rPr>
-        <w:t xml:space="preserve">Beim Flashen über USB vorher den Akku bzw. das BEC abziehen, damit nicht zwei 5-V-Quellen gegeneinander arbeiten.</w:t>
-      </w:r>
-    </w:p>
-    <w:p>
-      <w:pPr>
-        <w:pStyle w:val="Heading1"/>
-        <w:spacing w:after="160" w:before="300"/>
-      </w:pPr>
-      <w:r>
-        <w:rPr>
-          <w:rFonts w:ascii="Arial" w:cs="Arial" w:eastAsia="Arial" w:hAnsi="Arial"/>
-        </w:rPr>
-        <w:t xml:space="preserve">8. Bauplan Schritt für Schritt</w:t>
+        <w:t xml:space="preserve">Der FrSky-S.Port ist eine Eindrahtleitung. Der ESP hört mit RX direkt mit und sendet mit TX über eine Diode 1N4148. Der Ring der Diode (Kathode) zeigt zur S.Port-Leitung.</w:t>
       </w:r>
     </w:p>
     <w:p>
@@ -4512,9 +4694,9 @@
       <w:r>
         <w:drawing>
           <wp:inline distT="0" distB="0" distL="0" distR="0">
-            <wp:extent cx="5715000" cy="3333750"/>
+            <wp:extent cx="5715000" cy="2000250"/>
             <wp:effectExtent t="0" r="0" b="0" l="0"/>
-            <wp:docPr id="1" name="aufbau_C3.png" descr="Bild 5: Anordnungsvorschlag auf Lochraster (Mini C3)" title="Bild 5: Anordnungsvorschlag auf Lochraster (Mini C3)"/>
+            <wp:docPr id="1" name="sport_C3.png" descr="Bild 5: S.Port-Anschluss an Port B" title="Bild 5: S.Port-Anschluss an Port B"/>
             <wp:cNvGraphicFramePr>
               <a:graphicFrameLocks xmlns:a="http://schemas.openxmlformats.org/drawingml/2006/main" noChangeAspect="1"/>
             </wp:cNvGraphicFramePr>
@@ -4537,6 +4719,183 @@
                   <pic:spPr bwMode="auto">
                     <a:xfrm>
                       <a:off x="0" y="0"/>
+                      <a:ext cx="5715000" cy="2000250"/>
+                    </a:xfrm>
+                    <a:prstGeom prst="rect">
+                      <a:avLst/>
+                    </a:prstGeom>
+                  </pic:spPr>
+                </pic:pic>
+              </a:graphicData>
+            </a:graphic>
+          </wp:inline>
+        </w:drawing>
+      </w:r>
+    </w:p>
+    <w:p>
+      <w:pPr>
+        <w:spacing w:after="200"/>
+        <w:jc w:val="center"/>
+      </w:pPr>
+      <w:r>
+        <w:rPr>
+          <w:rFonts w:ascii="Arial" w:cs="Arial" w:eastAsia="Arial" w:hAnsi="Arial"/>
+          <w:i/>
+          <w:iCs/>
+          <w:color w:val="64748B"/>
+          <w:sz w:val="18"/>
+          <w:szCs w:val="18"/>
+        </w:rPr>
+        <w:t xml:space="preserve">Bild 5: S.Port-Anschluss an Port B</w:t>
+      </w:r>
+    </w:p>
+    <w:p>
+      <w:pPr>
+        <w:pStyle w:val="Heading1"/>
+        <w:spacing w:after="160" w:before="300"/>
+      </w:pPr>
+      <w:r>
+        <w:rPr>
+          <w:rFonts w:ascii="Arial" w:cs="Arial" w:eastAsia="Arial" w:hAnsi="Arial"/>
+        </w:rPr>
+        <w:t xml:space="preserve">8. Stromversorgung</w:t>
+      </w:r>
+    </w:p>
+    <w:p>
+      <w:pPr>
+        <w:pStyle w:val="ListParagraph"/>
+        <w:numPr>
+          <w:ilvl w:val="0"/>
+          <w:numId w:val="2"/>
+        </w:numPr>
+        <w:spacing w:after="80"/>
+      </w:pPr>
+      <w:r>
+        <w:rPr>
+          <w:rFonts w:ascii="Arial" w:cs="Arial" w:eastAsia="Arial" w:hAnsi="Arial"/>
+          <w:sz w:val="22"/>
+          <w:szCs w:val="22"/>
+        </w:rPr>
+        <w:t xml:space="preserve">Alles läuft mit +5 V aus dem BEC des Reglers bzw. dem Empfängerstecker (Port A). Die +5-V-Leitung geht an den 5V-Pin des ESP-Boards (dort sitzt auch VIN des MAX) und an die Ports B und C.</w:t>
+      </w:r>
+    </w:p>
+    <w:p>
+      <w:pPr>
+        <w:pStyle w:val="ListParagraph"/>
+        <w:numPr>
+          <w:ilvl w:val="0"/>
+          <w:numId w:val="2"/>
+        </w:numPr>
+        <w:spacing w:after="80"/>
+      </w:pPr>
+      <w:r>
+        <w:rPr>
+          <w:rFonts w:ascii="Arial" w:cs="Arial" w:eastAsia="Arial" w:hAnsi="Arial"/>
+          <w:sz w:val="22"/>
+          <w:szCs w:val="22"/>
+        </w:rPr>
+        <w:t xml:space="preserve">Strombedarf: ESP mit WLAN bis ca. 0,35 A, Verstärker bei voller Lautstärke an 4 Ω Spitzen bis ca. 0,8 A. Das BEC sollte mindestens 1,5 A liefern können.</w:t>
+      </w:r>
+    </w:p>
+    <w:p>
+      <w:pPr>
+        <w:pStyle w:val="ListParagraph"/>
+        <w:numPr>
+          <w:ilvl w:val="0"/>
+          <w:numId w:val="2"/>
+        </w:numPr>
+        <w:spacing w:after="80"/>
+      </w:pPr>
+      <w:r>
+        <w:rPr>
+          <w:rFonts w:ascii="Arial" w:cs="Arial" w:eastAsia="Arial" w:hAnsi="Arial"/>
+          <w:sz w:val="22"/>
+          <w:szCs w:val="22"/>
+        </w:rPr>
+        <w:t xml:space="preserve">Der Elko am Verstärker fängt Stromspitzen ab. Ohne ihn kann der ESP bei lauten Sounds neu starten.</w:t>
+      </w:r>
+    </w:p>
+    <w:p>
+      <w:pPr>
+        <w:pStyle w:val="ListParagraph"/>
+        <w:numPr>
+          <w:ilvl w:val="0"/>
+          <w:numId w:val="2"/>
+        </w:numPr>
+        <w:spacing w:after="80"/>
+      </w:pPr>
+      <w:r>
+        <w:rPr>
+          <w:rFonts w:ascii="Arial" w:cs="Arial" w:eastAsia="Arial" w:hAnsi="Arial"/>
+          <w:sz w:val="22"/>
+          <w:szCs w:val="22"/>
+        </w:rPr>
+        <w:t xml:space="preserve">Der 3V3-Pin ist ein Ausgang des ESP-Boards. Er wird hier nicht gebraucht.</w:t>
+      </w:r>
+    </w:p>
+    <w:p>
+      <w:pPr>
+        <w:pStyle w:val="ListParagraph"/>
+        <w:numPr>
+          <w:ilvl w:val="0"/>
+          <w:numId w:val="2"/>
+        </w:numPr>
+        <w:spacing w:after="80"/>
+      </w:pPr>
+      <w:r>
+        <w:rPr>
+          <w:rFonts w:ascii="Arial" w:cs="Arial" w:eastAsia="Arial" w:hAnsi="Arial"/>
+          <w:sz w:val="22"/>
+          <w:szCs w:val="22"/>
+        </w:rPr>
+        <w:t xml:space="preserve">Beim Flashen über USB vorher den Akku bzw. das BEC abziehen, damit nicht zwei 5-V-Quellen gegeneinander arbeiten.</w:t>
+      </w:r>
+    </w:p>
+    <w:p>
+      <w:pPr>
+        <w:pStyle w:val="Heading1"/>
+        <w:spacing w:after="160" w:before="300"/>
+      </w:pPr>
+      <w:r>
+        <w:rPr>
+          <w:rFonts w:ascii="Arial" w:cs="Arial" w:eastAsia="Arial" w:hAnsi="Arial"/>
+        </w:rPr>
+        <w:t xml:space="preserve">9. Bauplan Schritt für Schritt</w:t>
+      </w:r>
+    </w:p>
+    <w:p>
+      <w:pPr>
+        <w:spacing w:after="60" w:before="120"/>
+        <w:jc w:val="center"/>
+      </w:pPr>
+      <w:r>
+        <w:drawing>
+          <wp:inline distT="0" distB="0" distL="0" distR="0">
+            <wp:extent cx="5715000" cy="3333750"/>
+            <wp:effectExtent t="0" r="0" b="0" l="0"/>
+            <wp:docPr id="1" name="aufbau_C3.png" descr="Bild 6: Anordnungsvorschlag auf Lochraster (Mini C3)" title="Bild 6: Anordnungsvorschlag auf Lochraster (Mini C3)"/>
+            <wp:cNvGraphicFramePr>
+              <a:graphicFrameLocks xmlns:a="http://schemas.openxmlformats.org/drawingml/2006/main" noChangeAspect="1"/>
+            </wp:cNvGraphicFramePr>
+            <a:graphic xmlns:a="http://schemas.openxmlformats.org/drawingml/2006/main">
+              <a:graphicData uri="http://schemas.openxmlformats.org/drawingml/2006/picture">
+                <pic:pic xmlns:pic="http://schemas.openxmlformats.org/drawingml/2006/picture">
+                  <pic:nvPicPr>
+                    <pic:cNvPr id="0" name="" descr=""/>
+                    <pic:cNvPicPr>
+                      <a:picLocks noChangeAspect="1" noChangeArrowheads="1"/>
+                    </pic:cNvPicPr>
+                  </pic:nvPicPr>
+                  <pic:blipFill>
+                    <a:blip r:embed="rId15" cstate="none"/>
+                    <a:srcRect/>
+                    <a:stretch>
+                      <a:fillRect/>
+                    </a:stretch>
+                  </pic:blipFill>
+                  <pic:spPr bwMode="auto">
+                    <a:xfrm>
+                      <a:off x="0" y="0"/>
                       <a:ext cx="5715000" cy="3333750"/>
                     </a:xfrm>
                     <a:prstGeom prst="rect">
@@ -4564,7 +4923,7 @@
           <w:sz w:val="18"/>
           <w:szCs w:val="18"/>
         </w:rPr>
-        <w:t xml:space="preserve">Bild 5: Anordnungsvorschlag auf Lochraster (Mini C3)</w:t>
+        <w:t xml:space="preserve">Bild 6: Anordnungsvorschlag auf Lochraster (Mini C3)</w:t>
       </w:r>
     </w:p>
     <w:p>
@@ -4620,7 +4979,7 @@
           <w:sz w:val="22"/>
           <w:szCs w:val="22"/>
         </w:rPr>
-        <w:t xml:space="preserve">Bauteile nach Bild 5 auflegen: ESP an eine Kante (USB-C zugänglich), Verstärker direkt daneben, Stecker an die gegenüberliegende Kante.</w:t>
+        <w:t xml:space="preserve">Bauteile nach Bild 6 auflegen: ESP mit aufgelötetem MAX an eine Kante (USB-C zugänglich), Stecker an die gegenüberliegende Kante.</w:t>
       </w:r>
     </w:p>
     <w:p>
@@ -4696,7 +5055,7 @@
           <w:sz w:val="22"/>
           <w:szCs w:val="22"/>
         </w:rPr>
-        <w:t xml:space="preserve">Verstärker einbauen. </w:t>
+        <w:t xml:space="preserve">Verstärker auf den ESP löten. </w:t>
       </w:r>
       <w:r>
         <w:rPr>
@@ -4704,7 +5063,7 @@
           <w:sz w:val="22"/>
           <w:szCs w:val="22"/>
         </w:rPr>
-        <w:t xml:space="preserve">VIN an +5V, GND an Masse, Elko direkt daneben (Minus an GND). Dann die drei I2S-Leitungen: GPIO4 an BCLK, GPIO5 an LRC, GPIO6 an DIN. Leitungen kurz halten.</w:t>
+        <w:t xml:space="preserve">Den MAX98357A mit seiner 7-poligen Stiftleiste so auf die Versorgungsreihe setzen, dass VIN auf 5V und LRC auf IO1 liegt (Bild 3). Vor dem Löten mit dem Multimeter prüfen: VIN–5V und GND–GND. Den Elko (220 µF) direkt an VIN/GND des MAX löten, Minus an GND.</w:t>
       </w:r>
     </w:p>
     <w:p>
@@ -4724,7 +5083,7 @@
           <w:sz w:val="22"/>
           <w:szCs w:val="22"/>
         </w:rPr>
-        <w:t xml:space="preserve">Lautsprecher-Anschluss. </w:t>
+        <w:t xml:space="preserve">Pull-up an GPIO2. </w:t>
       </w:r>
       <w:r>
         <w:rPr>
@@ -4732,7 +5091,7 @@
           <w:sz w:val="22"/>
           <w:szCs w:val="22"/>
         </w:rPr>
-        <w:t xml:space="preserve">Zwei Pins oder eine Schraubklemme an + und − des Verstärkers.</w:t>
+        <w:t xml:space="preserve">10 kΩ auf der Rückseite von GPIO2 (BCLK) nach 3V3 löten. So startet der C3 sicher, obwohl BCLK auf einem Strapping-Pin liegt.</w:t>
       </w:r>
     </w:p>
     <w:p>
@@ -4752,7 +5111,7 @@
           <w:sz w:val="22"/>
           <w:szCs w:val="22"/>
         </w:rPr>
-        <w:t xml:space="preserve">Port A (Empfänger) anschließen. </w:t>
+        <w:t xml:space="preserve">Lautsprecher-Anschluss. </w:t>
       </w:r>
       <w:r>
         <w:rPr>
@@ -4760,7 +5119,7 @@
           <w:sz w:val="22"/>
           <w:szCs w:val="22"/>
         </w:rPr>
-        <w:t xml:space="preserve">Stecker nach Bild 3: GND, +5V, ESP-RX, ESP-TX.</w:t>
+        <w:t xml:space="preserve">Zwei Pins oder eine Schraubklemme an + und − des Verstärkers.</w:t>
       </w:r>
     </w:p>
     <w:p>
@@ -4780,7 +5139,7 @@
           <w:sz w:val="22"/>
           <w:szCs w:val="22"/>
         </w:rPr>
-        <w:t xml:space="preserve">Port B und Port C anschließen. </w:t>
+        <w:t xml:space="preserve">Port A (Empfänger) anschließen. </w:t>
       </w:r>
       <w:r>
         <w:rPr>
@@ -4788,7 +5147,7 @@
           <w:sz w:val="22"/>
           <w:szCs w:val="22"/>
         </w:rPr>
-        <w:t xml:space="preserve">Gleiches Schema wie Port A. Für S.Port die Diode nach Bild 4 einsetzen.</w:t>
+        <w:t xml:space="preserve">Stecker nach Bild 4: GND, +5V, ESP-RX, ESP-TX.</w:t>
       </w:r>
     </w:p>
     <w:p>
@@ -4808,7 +5167,7 @@
           <w:sz w:val="22"/>
           <w:szCs w:val="22"/>
         </w:rPr>
-        <w:t xml:space="preserve">WLAN-Brücke. </w:t>
+        <w:t xml:space="preserve">Port B und Port C anschließen. </w:t>
       </w:r>
       <w:r>
         <w:rPr>
@@ -4816,7 +5175,7 @@
           <w:sz w:val="22"/>
           <w:szCs w:val="22"/>
         </w:rPr>
-        <w:t xml:space="preserve">Zwei Pins: GPIO3 und GND. Jumper gesteckt beim Einschalten = WLAN geht an.</w:t>
+        <w:t xml:space="preserve">Gleiches Schema wie Port A. Für S.Port die Diode nach Bild 5 einsetzen.</w:t>
       </w:r>
     </w:p>
     <w:p>
@@ -4836,7 +5195,7 @@
           <w:sz w:val="22"/>
           <w:szCs w:val="22"/>
         </w:rPr>
-        <w:t xml:space="preserve">Sichtprüfung und Messen. </w:t>
+        <w:t xml:space="preserve">WLAN-Brücke. </w:t>
       </w:r>
       <w:r>
         <w:rPr>
@@ -4844,7 +5203,7 @@
           <w:sz w:val="22"/>
           <w:szCs w:val="22"/>
         </w:rPr>
-        <w:t xml:space="preserve">Lötstellen ansehen, mit dem Multimeter zwischen +5V und GND auf Kurzschluss prüfen (Durchgang darf nicht piepen).</w:t>
+        <w:t xml:space="preserve">Zwei Pins: GPIO0 und GND. Jumper gesteckt beim Einschalten = WLAN geht an.</w:t>
       </w:r>
     </w:p>
     <w:p>
@@ -4864,7 +5223,7 @@
           <w:sz w:val="22"/>
           <w:szCs w:val="22"/>
         </w:rPr>
-        <w:t xml:space="preserve">Erster Start ohne Lautsprecher. </w:t>
+        <w:t xml:space="preserve">Sichtprüfung und Messen. </w:t>
       </w:r>
       <w:r>
         <w:rPr>
@@ -4872,6 +5231,34 @@
           <w:sz w:val="22"/>
           <w:szCs w:val="22"/>
         </w:rPr>
+        <w:t xml:space="preserve">Lötstellen ansehen, mit dem Multimeter zwischen +5V und GND auf Kurzschluss prüfen (Durchgang darf nicht piepen).</w:t>
+      </w:r>
+    </w:p>
+    <w:p>
+      <w:pPr>
+        <w:pStyle w:val="ListParagraph"/>
+        <w:numPr>
+          <w:ilvl w:val="0"/>
+          <w:numId w:val="3"/>
+        </w:numPr>
+        <w:spacing w:after="100"/>
+      </w:pPr>
+      <w:r>
+        <w:rPr>
+          <w:rFonts w:ascii="Arial" w:cs="Arial" w:eastAsia="Arial" w:hAnsi="Arial"/>
+          <w:b/>
+          <w:bCs/>
+          <w:sz w:val="22"/>
+          <w:szCs w:val="22"/>
+        </w:rPr>
+        <w:t xml:space="preserve">Erster Start ohne Lautsprecher. </w:t>
+      </w:r>
+      <w:r>
+        <w:rPr>
+          <w:rFonts w:ascii="Arial" w:cs="Arial" w:eastAsia="Arial" w:hAnsi="Arial"/>
+          <w:sz w:val="22"/>
+          <w:szCs w:val="22"/>
+        </w:rPr>
         <w:t xml:space="preserve">ESP stecken, über USB starten, Konsole beobachten. Dann Lautsprecher anschließen und mit BEC starten.</w:t>
       </w:r>
     </w:p>
@@ -4884,7 +5271,7 @@
         <w:rPr>
           <w:rFonts w:ascii="Arial" w:cs="Arial" w:eastAsia="Arial" w:hAnsi="Arial"/>
         </w:rPr>
-        <w:t xml:space="preserve">9. Inbetriebnahme</w:t>
+        <w:t xml:space="preserve">10. Inbetriebnahme</w:t>
       </w:r>
     </w:p>
     <w:p>
@@ -4999,7 +5386,7 @@
         <w:rPr>
           <w:rFonts w:ascii="Arial" w:cs="Arial" w:eastAsia="Arial" w:hAnsi="Arial"/>
         </w:rPr>
-        <w:t xml:space="preserve">10. Offene Punkte</w:t>
+        <w:t xml:space="preserve">11. Offene Punkte</w:t>
       </w:r>
     </w:p>
     <w:p>

--- a/docs/Hardware-Bauplan_Mini-C3.docx
+++ b/docs/Hardware-Bauplan_Mini-C3.docx
@@ -155,7 +155,7 @@
           <w:sz w:val="22"/>
           <w:szCs w:val="22"/>
         </w:rPr>
-        <w:t xml:space="preserve">Zusätzlich gibt es zwei Ports für Telemetrie: Port B für einen FrSky-LiPo-Sensor (S.Port) oder ein zweites CRSF-Gerät und Port C für ein GPS-Modul (Geschwindigkeit als Telemetrie).</w:t>
+        <w:t xml:space="preserve">Zusätzlich gibt es zwei serielle Anschlüsse, Port B und Port C, jeweils mit RX und TX. Wofür sie genutzt werden, wird später festgelegt.</w:t>
       </w:r>
     </w:p>
     <w:p>
@@ -691,7 +691,7 @@
                 <w:sz w:val="19"/>
                 <w:szCs w:val="19"/>
               </w:rPr>
-              <w:t xml:space="preserve">Elko 220 µF / 10 V (100–470 µF)</w:t>
+              <w:t xml:space="preserve">Widerstand 10 kΩ</w:t>
             </w:r>
           </w:p>
         </w:tc>
@@ -722,7 +722,7 @@
                 <w:sz w:val="19"/>
                 <w:szCs w:val="19"/>
               </w:rPr>
-              <w:t xml:space="preserve">direkt an VIN/GND des Verstärkers</w:t>
+              <w:t xml:space="preserve">Pull-up GPIO2 nach 3V3</w:t>
             </w:r>
           </w:p>
         </w:tc>
@@ -784,7 +784,7 @@
                 <w:sz w:val="19"/>
                 <w:szCs w:val="19"/>
               </w:rPr>
-              <w:t xml:space="preserve">Widerstand 10 kΩ</w:t>
+              <w:t xml:space="preserve">Stiftleiste 4-polig (oder JST-Buchse)</w:t>
             </w:r>
           </w:p>
         </w:tc>
@@ -814,7 +814,7 @@
                 <w:sz w:val="19"/>
                 <w:szCs w:val="19"/>
               </w:rPr>
-              <w:t xml:space="preserve">Pull-up GPIO2 nach 3V3</w:t>
+              <w:t xml:space="preserve">Port A (Empfänger)</w:t>
             </w:r>
           </w:p>
         </w:tc>
@@ -847,7 +847,7 @@
                 <w:sz w:val="19"/>
                 <w:szCs w:val="19"/>
               </w:rPr>
-              <w:t xml:space="preserve">3</w:t>
+              <w:t xml:space="preserve">2</w:t>
             </w:r>
           </w:p>
         </w:tc>
@@ -878,7 +878,7 @@
                 <w:sz w:val="19"/>
                 <w:szCs w:val="19"/>
               </w:rPr>
-              <w:t xml:space="preserve">Stiftleiste 4-polig (oder JST-Buchse)</w:t>
+              <w:t xml:space="preserve">Stiftleiste 2-polig</w:t>
             </w:r>
           </w:p>
         </w:tc>
@@ -909,7 +909,7 @@
                 <w:sz w:val="19"/>
                 <w:szCs w:val="19"/>
               </w:rPr>
-              <w:t xml:space="preserve">Port A, B, C</w:t>
+              <w:t xml:space="preserve">Port B und Port C (RX, TX)</w:t>
             </w:r>
           </w:p>
         </w:tc>
@@ -971,7 +971,7 @@
                 <w:sz w:val="19"/>
                 <w:szCs w:val="19"/>
               </w:rPr>
-              <w:t xml:space="preserve">Stiftleiste 2-polig / Schraubklemme</w:t>
+              <w:t xml:space="preserve">Stiftleiste 7-polig</w:t>
             </w:r>
           </w:p>
         </w:tc>
@@ -1001,7 +1001,7 @@
                 <w:sz w:val="19"/>
                 <w:szCs w:val="19"/>
               </w:rPr>
-              <w:t xml:space="preserve">Lautsprecher</w:t>
+              <w:t xml:space="preserve">MAX98357A auf den ESP (liegt dem MAX meist bei)</w:t>
             </w:r>
           </w:p>
         </w:tc>
@@ -1065,7 +1065,7 @@
                 <w:sz w:val="19"/>
                 <w:szCs w:val="19"/>
               </w:rPr>
-              <w:t xml:space="preserve">Stiftleiste 2-polig + Jumper</w:t>
+              <w:t xml:space="preserve">Stiftleiste 2-polig / Schraubklemme</w:t>
             </w:r>
           </w:p>
         </w:tc>
@@ -1096,7 +1096,7 @@
                 <w:sz w:val="19"/>
                 <w:szCs w:val="19"/>
               </w:rPr>
-              <w:t xml:space="preserve">WLAN-Brücke</w:t>
+              <w:t xml:space="preserve">Lautsprecher</w:t>
             </w:r>
           </w:p>
         </w:tc>
@@ -1158,7 +1158,7 @@
                 <w:sz w:val="19"/>
                 <w:szCs w:val="19"/>
               </w:rPr>
-              <w:t xml:space="preserve">1N4148</w:t>
+              <w:t xml:space="preserve">Stiftleiste 2-polig + Jumper</w:t>
             </w:r>
           </w:p>
         </w:tc>
@@ -1188,7 +1188,7 @@
                 <w:sz w:val="19"/>
                 <w:szCs w:val="19"/>
               </w:rPr>
-              <w:t xml:space="preserve">nur für S.Port an Port B</w:t>
+              <w:t xml:space="preserve">WLAN-Brücke</w:t>
             </w:r>
           </w:p>
         </w:tc>
@@ -1471,193 +1471,6 @@
                 <w:szCs w:val="19"/>
               </w:rPr>
               <w:t xml:space="preserve"/>
-            </w:r>
-          </w:p>
-        </w:tc>
-      </w:tr>
-      <w:tr>
-        <w:tc>
-          <w:tcPr>
-            <w:tcW w:type="dxa" w:w="900"/>
-            <w:tcBorders>
-              <w:top w:val="single" w:color="CBD5E1" w:sz="4"/>
-              <w:left w:val="single" w:color="CBD5E1" w:sz="4"/>
-              <w:bottom w:val="single" w:color="CBD5E1" w:sz="4"/>
-              <w:right w:val="single" w:color="CBD5E1" w:sz="4"/>
-            </w:tcBorders>
-            <w:tcMar>
-              <w:top w:type="dxa" w:w="60"/>
-              <w:left w:type="dxa" w:w="100"/>
-              <w:bottom w:type="dxa" w:w="60"/>
-              <w:right w:type="dxa" w:w="100"/>
-            </w:tcMar>
-          </w:tcPr>
-          <w:p>
-            <w:r>
-              <w:rPr>
-                <w:rFonts w:ascii="Arial" w:cs="Arial" w:eastAsia="Arial" w:hAnsi="Arial"/>
-                <w:b w:val="false"/>
-                <w:bCs w:val="false"/>
-                <w:color w:val="0F172A"/>
-                <w:sz w:val="19"/>
-                <w:szCs w:val="19"/>
-              </w:rPr>
-              <w:t xml:space="preserve">opt.</w:t>
-            </w:r>
-          </w:p>
-        </w:tc>
-        <w:tc>
-          <w:tcPr>
-            <w:tcW w:type="dxa" w:w="3900"/>
-            <w:tcBorders>
-              <w:top w:val="single" w:color="CBD5E1" w:sz="4"/>
-              <w:left w:val="single" w:color="CBD5E1" w:sz="4"/>
-              <w:bottom w:val="single" w:color="CBD5E1" w:sz="4"/>
-              <w:right w:val="single" w:color="CBD5E1" w:sz="4"/>
-            </w:tcBorders>
-            <w:tcMar>
-              <w:top w:type="dxa" w:w="60"/>
-              <w:left w:type="dxa" w:w="100"/>
-              <w:bottom w:type="dxa" w:w="60"/>
-              <w:right w:type="dxa" w:w="100"/>
-            </w:tcMar>
-          </w:tcPr>
-          <w:p>
-            <w:r>
-              <w:rPr>
-                <w:rFonts w:ascii="Arial" w:cs="Arial" w:eastAsia="Arial" w:hAnsi="Arial"/>
-                <w:b w:val="false"/>
-                <w:bCs w:val="false"/>
-                <w:color w:val="0F172A"/>
-                <w:sz w:val="19"/>
-                <w:szCs w:val="19"/>
-              </w:rPr>
-              <w:t xml:space="preserve">GPS-Modul, z.B. ATGM336H</w:t>
-            </w:r>
-          </w:p>
-        </w:tc>
-        <w:tc>
-          <w:tcPr>
-            <w:tcW w:type="dxa" w:w="4226"/>
-            <w:tcBorders>
-              <w:top w:val="single" w:color="CBD5E1" w:sz="4"/>
-              <w:left w:val="single" w:color="CBD5E1" w:sz="4"/>
-              <w:bottom w:val="single" w:color="CBD5E1" w:sz="4"/>
-              <w:right w:val="single" w:color="CBD5E1" w:sz="4"/>
-            </w:tcBorders>
-            <w:tcMar>
-              <w:top w:type="dxa" w:w="60"/>
-              <w:left w:type="dxa" w:w="100"/>
-              <w:bottom w:type="dxa" w:w="60"/>
-              <w:right w:type="dxa" w:w="100"/>
-            </w:tcMar>
-          </w:tcPr>
-          <w:p>
-            <w:r>
-              <w:rPr>
-                <w:rFonts w:ascii="Arial" w:cs="Arial" w:eastAsia="Arial" w:hAnsi="Arial"/>
-                <w:b w:val="false"/>
-                <w:bCs w:val="false"/>
-                <w:color w:val="0F172A"/>
-                <w:sz w:val="19"/>
-                <w:szCs w:val="19"/>
-              </w:rPr>
-              <w:t xml:space="preserve">die Firmware sendet PCAS-Befehle (CASIC-Protokoll)</w:t>
-            </w:r>
-          </w:p>
-        </w:tc>
-      </w:tr>
-      <w:tr>
-        <w:tc>
-          <w:tcPr>
-            <w:tcW w:type="dxa" w:w="900"/>
-            <w:tcBorders>
-              <w:top w:val="single" w:color="CBD5E1" w:sz="4"/>
-              <w:left w:val="single" w:color="CBD5E1" w:sz="4"/>
-              <w:bottom w:val="single" w:color="CBD5E1" w:sz="4"/>
-              <w:right w:val="single" w:color="CBD5E1" w:sz="4"/>
-            </w:tcBorders>
-            <w:shd w:fill="F1F5F9" w:color="auto" w:val="clear"/>
-            <w:tcMar>
-              <w:top w:type="dxa" w:w="60"/>
-              <w:left w:type="dxa" w:w="100"/>
-              <w:bottom w:type="dxa" w:w="60"/>
-              <w:right w:type="dxa" w:w="100"/>
-            </w:tcMar>
-          </w:tcPr>
-          <w:p>
-            <w:r>
-              <w:rPr>
-                <w:rFonts w:ascii="Arial" w:cs="Arial" w:eastAsia="Arial" w:hAnsi="Arial"/>
-                <w:b w:val="false"/>
-                <w:bCs w:val="false"/>
-                <w:color w:val="0F172A"/>
-                <w:sz w:val="19"/>
-                <w:szCs w:val="19"/>
-              </w:rPr>
-              <w:t xml:space="preserve">opt.</w:t>
-            </w:r>
-          </w:p>
-        </w:tc>
-        <w:tc>
-          <w:tcPr>
-            <w:tcW w:type="dxa" w:w="3900"/>
-            <w:tcBorders>
-              <w:top w:val="single" w:color="CBD5E1" w:sz="4"/>
-              <w:left w:val="single" w:color="CBD5E1" w:sz="4"/>
-              <w:bottom w:val="single" w:color="CBD5E1" w:sz="4"/>
-              <w:right w:val="single" w:color="CBD5E1" w:sz="4"/>
-            </w:tcBorders>
-            <w:shd w:fill="F1F5F9" w:color="auto" w:val="clear"/>
-            <w:tcMar>
-              <w:top w:type="dxa" w:w="60"/>
-              <w:left w:type="dxa" w:w="100"/>
-              <w:bottom w:type="dxa" w:w="60"/>
-              <w:right w:type="dxa" w:w="100"/>
-            </w:tcMar>
-          </w:tcPr>
-          <w:p>
-            <w:r>
-              <w:rPr>
-                <w:rFonts w:ascii="Arial" w:cs="Arial" w:eastAsia="Arial" w:hAnsi="Arial"/>
-                <w:b w:val="false"/>
-                <w:bCs w:val="false"/>
-                <w:color w:val="0F172A"/>
-                <w:sz w:val="19"/>
-                <w:szCs w:val="19"/>
-              </w:rPr>
-              <w:t xml:space="preserve">FrSky FLVSS / MLVSS</w:t>
-            </w:r>
-          </w:p>
-        </w:tc>
-        <w:tc>
-          <w:tcPr>
-            <w:tcW w:type="dxa" w:w="4226"/>
-            <w:tcBorders>
-              <w:top w:val="single" w:color="CBD5E1" w:sz="4"/>
-              <w:left w:val="single" w:color="CBD5E1" w:sz="4"/>
-              <w:bottom w:val="single" w:color="CBD5E1" w:sz="4"/>
-              <w:right w:val="single" w:color="CBD5E1" w:sz="4"/>
-            </w:tcBorders>
-            <w:shd w:fill="F1F5F9" w:color="auto" w:val="clear"/>
-            <w:tcMar>
-              <w:top w:type="dxa" w:w="60"/>
-              <w:left w:type="dxa" w:w="100"/>
-              <w:bottom w:type="dxa" w:w="60"/>
-              <w:right w:type="dxa" w:w="100"/>
-            </w:tcMar>
-          </w:tcPr>
-          <w:p>
-            <w:r>
-              <w:rPr>
-                <w:rFonts w:ascii="Arial" w:cs="Arial" w:eastAsia="Arial" w:hAnsi="Arial"/>
-                <w:b w:val="false"/>
-                <w:bCs w:val="false"/>
-                <w:color w:val="0F172A"/>
-                <w:sz w:val="19"/>
-                <w:szCs w:val="19"/>
-              </w:rPr>
-              <w:t xml:space="preserve">LiPo-Zellüberwachung über S.Port</w:t>
             </w:r>
           </w:p>
         </w:tc>
@@ -2263,7 +2076,7 @@
                 <w:sz w:val="19"/>
                 <w:szCs w:val="19"/>
               </w:rPr>
-              <w:t xml:space="preserve">Versorgung</w:t>
+              <w:t xml:space="preserve">–</w:t>
             </w:r>
           </w:p>
         </w:tc>
@@ -2293,7 +2106,7 @@
                 <w:sz w:val="19"/>
                 <w:szCs w:val="19"/>
               </w:rPr>
-              <w:t xml:space="preserve">MAX98357A SD</w:t>
+              <w:t xml:space="preserve">nicht gelötet</w:t>
             </w:r>
           </w:p>
         </w:tc>
@@ -2323,7 +2136,7 @@
                 <w:sz w:val="19"/>
                 <w:szCs w:val="19"/>
               </w:rPr>
-              <w:t xml:space="preserve">Verstärker immer an</w:t>
+              <w:t xml:space="preserve">SD offen = Verstärker an (Mono-Mix)</w:t>
             </w:r>
           </w:p>
         </w:tc>
@@ -3130,7 +2943,7 @@
                 <w:sz w:val="19"/>
                 <w:szCs w:val="19"/>
               </w:rPr>
-              <w:t xml:space="preserve">Port C: GPS RX</w:t>
+              <w:t xml:space="preserve">Port C: RX</w:t>
             </w:r>
           </w:p>
         </w:tc>
@@ -3220,7 +3033,7 @@
                 <w:sz w:val="19"/>
                 <w:szCs w:val="19"/>
               </w:rPr>
-              <w:t xml:space="preserve">GPS TX</w:t>
+              <w:t xml:space="preserve">Geräte-TX</w:t>
             </w:r>
           </w:p>
         </w:tc>
@@ -3283,7 +3096,7 @@
                 <w:sz w:val="19"/>
                 <w:szCs w:val="19"/>
               </w:rPr>
-              <w:t xml:space="preserve">Port C: GPS TX</w:t>
+              <w:t xml:space="preserve">Port C: TX</w:t>
             </w:r>
           </w:p>
         </w:tc>
@@ -3376,7 +3189,7 @@
                 <w:sz w:val="19"/>
                 <w:szCs w:val="19"/>
               </w:rPr>
-              <w:t xml:space="preserve">GPS RX</w:t>
+              <w:t xml:space="preserve">Geräte-RX</w:t>
             </w:r>
           </w:p>
         </w:tc>
@@ -3529,7 +3342,7 @@
                 <w:sz w:val="19"/>
                 <w:szCs w:val="19"/>
               </w:rPr>
-              <w:t xml:space="preserve">Geräte-RX / über 1N4148 an S.Port</w:t>
+              <w:t xml:space="preserve">Geräte-RX</w:t>
             </w:r>
           </w:p>
         </w:tc>
@@ -3838,7 +3651,7 @@
                 <w:sz w:val="19"/>
                 <w:szCs w:val="19"/>
               </w:rPr>
-              <w:t xml:space="preserve">Geräte-TX / S.Port-Signal</w:t>
+              <w:t xml:space="preserve">Geräte-TX</w:t>
             </w:r>
           </w:p>
         </w:tc>
@@ -4282,7 +4095,7 @@
           <w:sz w:val="22"/>
           <w:szCs w:val="22"/>
         </w:rPr>
-        <w:t xml:space="preserve">Der C3 hat nur zwei Hardware-UARTs: Port A (CRSF) und Port B. Port C (GPS) läuft per Software-UART, das reicht für 9600 Baud.</w:t>
+        <w:t xml:space="preserve">Der C3 hat nur zwei Hardware-UARTs: Port A (CRSF) und Port B. Port C läuft per Software-UART (für niedrige Baudraten wie 9600 Baud).</w:t>
       </w:r>
     </w:p>
     <w:p>
@@ -4300,7 +4113,7 @@
           <w:sz w:val="22"/>
           <w:szCs w:val="22"/>
         </w:rPr>
-        <w:t xml:space="preserve">Für eine SD-Karte fehlen beim C3 freie Pins (sie bräuchte vier). Der C3 speichert die Sounds nur im Flash (ca. 30 s bei 22,05 kHz). Wer SD braucht, nimmt den S3.</w:t>
+        <w:t xml:space="preserve">Die Sounds liegen im Flash (ca. 30 s bei 22,05 kHz), eine SD-Karte ist nicht vorgesehen.</w:t>
       </w:r>
     </w:p>
     <w:p>
@@ -4336,7 +4149,7 @@
           <w:sz w:val="22"/>
           <w:szCs w:val="22"/>
         </w:rPr>
-        <w:t xml:space="preserve">Jede Linie ist eine Leitung. Der Pfeil zeigt, in welche Richtung das Signal läuft. Rote Kästchen (+5V, +3V3) und Massesymbole sind gemeinsame Leitungen: alle gleich beschrifteten Punkte werden miteinander verbunden.</w:t>
+        <w:t xml:space="preserve">Jede Linie ist eine Leitung. Der Pfeil zeigt, in welche Richtung das Signal läuft. Rote Kästchen (+5V) und Massesymbole sind gemeinsame Leitungen: alle gleich beschrifteten Punkte werden miteinander verbunden.</w:t>
       </w:r>
     </w:p>
     <w:p>
@@ -4347,7 +4160,7 @@
       <w:r>
         <w:drawing>
           <wp:inline distT="0" distB="0" distL="0" distR="0">
-            <wp:extent cx="7524750" cy="4876800"/>
+            <wp:extent cx="7524750" cy="4305300"/>
             <wp:effectExtent t="0" r="0" b="0" l="0"/>
             <wp:docPr id="1" name="verdrahtung_C3.png" descr="Bild 2: Verdrahtungsplan Mini C3" title="Bild 2: Verdrahtungsplan Mini C3"/>
             <wp:cNvGraphicFramePr>
@@ -4372,7 +4185,7 @@
                   <pic:spPr bwMode="auto">
                     <a:xfrm>
                       <a:off x="0" y="0"/>
-                      <a:ext cx="7524750" cy="4876800"/>
+                      <a:ext cx="7524750" cy="4305300"/>
                     </a:xfrm>
                     <a:prstGeom prst="rect">
                       <a:avLst/>
@@ -4435,7 +4248,7 @@
           <w:sz w:val="22"/>
           <w:szCs w:val="22"/>
         </w:rPr>
-        <w:t xml:space="preserve">Der MAX98357A wird ohne Kabel direkt auf die Versorgungsreihe des ESP32-C3 SuperMini gelötet. Die 7 Pins des MAX (LRC, BCLK, DIN, GAIN, SD, GND, VIN) treffen dabei in umgekehrter Reihenfolge genau auf 5V, GND, 3V3, IO4, IO3, IO2, IO1. VIN muss auf 5V liegen, GND auf GND.</w:t>
+        <w:t xml:space="preserve">Der MAX98357A wird ohne Kabel direkt auf die Versorgungsreihe des ESP32-C3 SuperMini gelötet. Die 7 Pins des MAX (LRC, BCLK, DIN, GAIN, SD, GND, VIN) treffen dabei in umgekehrter Reihenfolge genau auf 5V, GND, 3V3, IO4, IO3, IO2, IO1. VIN muss auf 5V liegen, GND auf GND. Der SD-Pin wird nicht angelötet.</w:t>
       </w:r>
     </w:p>
     <w:p>
@@ -4516,7 +4329,7 @@
           <w:sz w:val="22"/>
           <w:szCs w:val="22"/>
         </w:rPr>
-        <w:t xml:space="preserve">SD liegt auf 3V3: Der Verstärker ist immer eingeschaltet und gibt den linken Kanal aus. Die Firmware schreibt das Mono-Signal auf beide Kanäle, es fehlt also nichts.</w:t>
+        <w:t xml:space="preserve">Den SD-Pin des MAX nicht anlöten, der 3V3-Pin des ESP bleibt frei. Am einfachsten den SD-Stift aus der Stiftleiste ziehen oder kürzen. Offen schaltet ein Widerstand auf dem MAX-Board den Verstärker ein, er gibt dann das Mono-Signal aus.</w:t>
       </w:r>
     </w:p>
     <w:p>
@@ -4570,7 +4383,7 @@
           <w:sz w:val="22"/>
           <w:szCs w:val="22"/>
         </w:rPr>
-        <w:t xml:space="preserve">Die übrigen Geräte (Port A, B, C) holen +5V und GND an denselben Lötstellen ab. Am einfachsten über die VIN- und GND-Pins des MAX.</w:t>
+        <w:t xml:space="preserve">Port A holt +5V und GND an denselben Lötstellen ab, am einfachsten über die VIN- und GND-Pins des MAX.</w:t>
       </w:r>
     </w:p>
     <w:p>
@@ -4595,7 +4408,7 @@
           <w:sz w:val="22"/>
           <w:szCs w:val="22"/>
         </w:rPr>
-        <w:t xml:space="preserve">Die Reihenfolge ist ein Vorschlag. Wichtig ist nur, dass TX des Geräts an RX des ESP geht und umgekehrt.</w:t>
+        <w:t xml:space="preserve">Port A hat 4 Pins wie der Empfängerstecker. Port B und Port C haben nur RX und TX. Wichtig ist, dass TX des Geräts an RX des ESP geht und umgekehrt.</w:t>
       </w:r>
     </w:p>
     <w:p>
@@ -4670,12 +4483,17 @@
         <w:rPr>
           <w:rFonts w:ascii="Arial" w:cs="Arial" w:eastAsia="Arial" w:hAnsi="Arial"/>
         </w:rPr>
-        <w:t xml:space="preserve">7. Port B als S.Port (LiPo-Sensor)</w:t>
-      </w:r>
-    </w:p>
-    <w:p>
-      <w:pPr>
-        <w:spacing w:after="120"/>
+        <w:t xml:space="preserve">7. Stromversorgung</w:t>
+      </w:r>
+    </w:p>
+    <w:p>
+      <w:pPr>
+        <w:pStyle w:val="ListParagraph"/>
+        <w:numPr>
+          <w:ilvl w:val="0"/>
+          <w:numId w:val="2"/>
+        </w:numPr>
+        <w:spacing w:after="80"/>
       </w:pPr>
       <w:r>
         <w:rPr>
@@ -4683,7 +4501,73 @@
           <w:sz w:val="22"/>
           <w:szCs w:val="22"/>
         </w:rPr>
-        <w:t xml:space="preserve">Der FrSky-S.Port ist eine Eindrahtleitung. Der ESP hört mit RX direkt mit und sendet mit TX über eine Diode 1N4148. Der Ring der Diode (Kathode) zeigt zur S.Port-Leitung.</w:t>
+        <w:t xml:space="preserve">Alles läuft mit +5 V aus dem BEC des Reglers bzw. dem Empfängerstecker (Port A). Die +5-V-Leitung geht an den 5V-Pin des ESP-Boards, dort sitzt auch VIN des MAX.</w:t>
+      </w:r>
+    </w:p>
+    <w:p>
+      <w:pPr>
+        <w:pStyle w:val="ListParagraph"/>
+        <w:numPr>
+          <w:ilvl w:val="0"/>
+          <w:numId w:val="2"/>
+        </w:numPr>
+        <w:spacing w:after="80"/>
+      </w:pPr>
+      <w:r>
+        <w:rPr>
+          <w:rFonts w:ascii="Arial" w:cs="Arial" w:eastAsia="Arial" w:hAnsi="Arial"/>
+          <w:sz w:val="22"/>
+          <w:szCs w:val="22"/>
+        </w:rPr>
+        <w:t xml:space="preserve">Strombedarf: ESP mit WLAN bis ca. 0,35 A, Verstärker bei voller Lautstärke an 4 Ω Spitzen bis ca. 0,8 A. Das BEC sollte mindestens 1,5 A liefern können.</w:t>
+      </w:r>
+    </w:p>
+    <w:p>
+      <w:pPr>
+        <w:pStyle w:val="ListParagraph"/>
+        <w:numPr>
+          <w:ilvl w:val="0"/>
+          <w:numId w:val="2"/>
+        </w:numPr>
+        <w:spacing w:after="80"/>
+      </w:pPr>
+      <w:r>
+        <w:rPr>
+          <w:rFonts w:ascii="Arial" w:cs="Arial" w:eastAsia="Arial" w:hAnsi="Arial"/>
+          <w:sz w:val="22"/>
+          <w:szCs w:val="22"/>
+        </w:rPr>
+        <w:t xml:space="preserve">Der 3V3-Pin des ESP-Boards bleibt frei.</w:t>
+      </w:r>
+    </w:p>
+    <w:p>
+      <w:pPr>
+        <w:pStyle w:val="ListParagraph"/>
+        <w:numPr>
+          <w:ilvl w:val="0"/>
+          <w:numId w:val="2"/>
+        </w:numPr>
+        <w:spacing w:after="80"/>
+      </w:pPr>
+      <w:r>
+        <w:rPr>
+          <w:rFonts w:ascii="Arial" w:cs="Arial" w:eastAsia="Arial" w:hAnsi="Arial"/>
+          <w:sz w:val="22"/>
+          <w:szCs w:val="22"/>
+        </w:rPr>
+        <w:t xml:space="preserve">Beim Flashen über USB vorher den Akku bzw. das BEC abziehen, damit nicht zwei 5-V-Quellen gegeneinander arbeiten.</w:t>
+      </w:r>
+    </w:p>
+    <w:p>
+      <w:pPr>
+        <w:pStyle w:val="Heading1"/>
+        <w:spacing w:after="160" w:before="300"/>
+      </w:pPr>
+      <w:r>
+        <w:rPr>
+          <w:rFonts w:ascii="Arial" w:cs="Arial" w:eastAsia="Arial" w:hAnsi="Arial"/>
+        </w:rPr>
+        <w:t xml:space="preserve">8. Bauplan Schritt für Schritt</w:t>
       </w:r>
     </w:p>
     <w:p>
@@ -4694,9 +4578,9 @@
       <w:r>
         <w:drawing>
           <wp:inline distT="0" distB="0" distL="0" distR="0">
-            <wp:extent cx="5715000" cy="2000250"/>
+            <wp:extent cx="5715000" cy="3333750"/>
             <wp:effectExtent t="0" r="0" b="0" l="0"/>
-            <wp:docPr id="1" name="sport_C3.png" descr="Bild 5: S.Port-Anschluss an Port B" title="Bild 5: S.Port-Anschluss an Port B"/>
+            <wp:docPr id="1" name="aufbau_C3.png" descr="Bild 5: Anordnungsvorschlag auf Lochraster (Mini C3)" title="Bild 5: Anordnungsvorschlag auf Lochraster (Mini C3)"/>
             <wp:cNvGraphicFramePr>
               <a:graphicFrameLocks xmlns:a="http://schemas.openxmlformats.org/drawingml/2006/main" noChangeAspect="1"/>
             </wp:cNvGraphicFramePr>
@@ -4719,183 +4603,6 @@
                   <pic:spPr bwMode="auto">
                     <a:xfrm>
                       <a:off x="0" y="0"/>
-                      <a:ext cx="5715000" cy="2000250"/>
-                    </a:xfrm>
-                    <a:prstGeom prst="rect">
-                      <a:avLst/>
-                    </a:prstGeom>
-                  </pic:spPr>
-                </pic:pic>
-              </a:graphicData>
-            </a:graphic>
-          </wp:inline>
-        </w:drawing>
-      </w:r>
-    </w:p>
-    <w:p>
-      <w:pPr>
-        <w:spacing w:after="200"/>
-        <w:jc w:val="center"/>
-      </w:pPr>
-      <w:r>
-        <w:rPr>
-          <w:rFonts w:ascii="Arial" w:cs="Arial" w:eastAsia="Arial" w:hAnsi="Arial"/>
-          <w:i/>
-          <w:iCs/>
-          <w:color w:val="64748B"/>
-          <w:sz w:val="18"/>
-          <w:szCs w:val="18"/>
-        </w:rPr>
-        <w:t xml:space="preserve">Bild 5: S.Port-Anschluss an Port B</w:t>
-      </w:r>
-    </w:p>
-    <w:p>
-      <w:pPr>
-        <w:pStyle w:val="Heading1"/>
-        <w:spacing w:after="160" w:before="300"/>
-      </w:pPr>
-      <w:r>
-        <w:rPr>
-          <w:rFonts w:ascii="Arial" w:cs="Arial" w:eastAsia="Arial" w:hAnsi="Arial"/>
-        </w:rPr>
-        <w:t xml:space="preserve">8. Stromversorgung</w:t>
-      </w:r>
-    </w:p>
-    <w:p>
-      <w:pPr>
-        <w:pStyle w:val="ListParagraph"/>
-        <w:numPr>
-          <w:ilvl w:val="0"/>
-          <w:numId w:val="2"/>
-        </w:numPr>
-        <w:spacing w:after="80"/>
-      </w:pPr>
-      <w:r>
-        <w:rPr>
-          <w:rFonts w:ascii="Arial" w:cs="Arial" w:eastAsia="Arial" w:hAnsi="Arial"/>
-          <w:sz w:val="22"/>
-          <w:szCs w:val="22"/>
-        </w:rPr>
-        <w:t xml:space="preserve">Alles läuft mit +5 V aus dem BEC des Reglers bzw. dem Empfängerstecker (Port A). Die +5-V-Leitung geht an den 5V-Pin des ESP-Boards (dort sitzt auch VIN des MAX) und an die Ports B und C.</w:t>
-      </w:r>
-    </w:p>
-    <w:p>
-      <w:pPr>
-        <w:pStyle w:val="ListParagraph"/>
-        <w:numPr>
-          <w:ilvl w:val="0"/>
-          <w:numId w:val="2"/>
-        </w:numPr>
-        <w:spacing w:after="80"/>
-      </w:pPr>
-      <w:r>
-        <w:rPr>
-          <w:rFonts w:ascii="Arial" w:cs="Arial" w:eastAsia="Arial" w:hAnsi="Arial"/>
-          <w:sz w:val="22"/>
-          <w:szCs w:val="22"/>
-        </w:rPr>
-        <w:t xml:space="preserve">Strombedarf: ESP mit WLAN bis ca. 0,35 A, Verstärker bei voller Lautstärke an 4 Ω Spitzen bis ca. 0,8 A. Das BEC sollte mindestens 1,5 A liefern können.</w:t>
-      </w:r>
-    </w:p>
-    <w:p>
-      <w:pPr>
-        <w:pStyle w:val="ListParagraph"/>
-        <w:numPr>
-          <w:ilvl w:val="0"/>
-          <w:numId w:val="2"/>
-        </w:numPr>
-        <w:spacing w:after="80"/>
-      </w:pPr>
-      <w:r>
-        <w:rPr>
-          <w:rFonts w:ascii="Arial" w:cs="Arial" w:eastAsia="Arial" w:hAnsi="Arial"/>
-          <w:sz w:val="22"/>
-          <w:szCs w:val="22"/>
-        </w:rPr>
-        <w:t xml:space="preserve">Der Elko am Verstärker fängt Stromspitzen ab. Ohne ihn kann der ESP bei lauten Sounds neu starten.</w:t>
-      </w:r>
-    </w:p>
-    <w:p>
-      <w:pPr>
-        <w:pStyle w:val="ListParagraph"/>
-        <w:numPr>
-          <w:ilvl w:val="0"/>
-          <w:numId w:val="2"/>
-        </w:numPr>
-        <w:spacing w:after="80"/>
-      </w:pPr>
-      <w:r>
-        <w:rPr>
-          <w:rFonts w:ascii="Arial" w:cs="Arial" w:eastAsia="Arial" w:hAnsi="Arial"/>
-          <w:sz w:val="22"/>
-          <w:szCs w:val="22"/>
-        </w:rPr>
-        <w:t xml:space="preserve">Der 3V3-Pin ist ein Ausgang des ESP-Boards. Er wird hier nicht gebraucht.</w:t>
-      </w:r>
-    </w:p>
-    <w:p>
-      <w:pPr>
-        <w:pStyle w:val="ListParagraph"/>
-        <w:numPr>
-          <w:ilvl w:val="0"/>
-          <w:numId w:val="2"/>
-        </w:numPr>
-        <w:spacing w:after="80"/>
-      </w:pPr>
-      <w:r>
-        <w:rPr>
-          <w:rFonts w:ascii="Arial" w:cs="Arial" w:eastAsia="Arial" w:hAnsi="Arial"/>
-          <w:sz w:val="22"/>
-          <w:szCs w:val="22"/>
-        </w:rPr>
-        <w:t xml:space="preserve">Beim Flashen über USB vorher den Akku bzw. das BEC abziehen, damit nicht zwei 5-V-Quellen gegeneinander arbeiten.</w:t>
-      </w:r>
-    </w:p>
-    <w:p>
-      <w:pPr>
-        <w:pStyle w:val="Heading1"/>
-        <w:spacing w:after="160" w:before="300"/>
-      </w:pPr>
-      <w:r>
-        <w:rPr>
-          <w:rFonts w:ascii="Arial" w:cs="Arial" w:eastAsia="Arial" w:hAnsi="Arial"/>
-        </w:rPr>
-        <w:t xml:space="preserve">9. Bauplan Schritt für Schritt</w:t>
-      </w:r>
-    </w:p>
-    <w:p>
-      <w:pPr>
-        <w:spacing w:after="60" w:before="120"/>
-        <w:jc w:val="center"/>
-      </w:pPr>
-      <w:r>
-        <w:drawing>
-          <wp:inline distT="0" distB="0" distL="0" distR="0">
-            <wp:extent cx="5715000" cy="3333750"/>
-            <wp:effectExtent t="0" r="0" b="0" l="0"/>
-            <wp:docPr id="1" name="aufbau_C3.png" descr="Bild 6: Anordnungsvorschlag auf Lochraster (Mini C3)" title="Bild 6: Anordnungsvorschlag auf Lochraster (Mini C3)"/>
-            <wp:cNvGraphicFramePr>
-              <a:graphicFrameLocks xmlns:a="http://schemas.openxmlformats.org/drawingml/2006/main" noChangeAspect="1"/>
-            </wp:cNvGraphicFramePr>
-            <a:graphic xmlns:a="http://schemas.openxmlformats.org/drawingml/2006/main">
-              <a:graphicData uri="http://schemas.openxmlformats.org/drawingml/2006/picture">
-                <pic:pic xmlns:pic="http://schemas.openxmlformats.org/drawingml/2006/picture">
-                  <pic:nvPicPr>
-                    <pic:cNvPr id="0" name="" descr=""/>
-                    <pic:cNvPicPr>
-                      <a:picLocks noChangeAspect="1" noChangeArrowheads="1"/>
-                    </pic:cNvPicPr>
-                  </pic:nvPicPr>
-                  <pic:blipFill>
-                    <a:blip r:embed="rId15" cstate="none"/>
-                    <a:srcRect/>
-                    <a:stretch>
-                      <a:fillRect/>
-                    </a:stretch>
-                  </pic:blipFill>
-                  <pic:spPr bwMode="auto">
-                    <a:xfrm>
-                      <a:off x="0" y="0"/>
                       <a:ext cx="5715000" cy="3333750"/>
                     </a:xfrm>
                     <a:prstGeom prst="rect">
@@ -4923,7 +4630,7 @@
           <w:sz w:val="18"/>
           <w:szCs w:val="18"/>
         </w:rPr>
-        <w:t xml:space="preserve">Bild 6: Anordnungsvorschlag auf Lochraster (Mini C3)</w:t>
+        <w:t xml:space="preserve">Bild 5: Anordnungsvorschlag auf Lochraster (Mini C3)</w:t>
       </w:r>
     </w:p>
     <w:p>
@@ -4979,7 +4686,7 @@
           <w:sz w:val="22"/>
           <w:szCs w:val="22"/>
         </w:rPr>
-        <w:t xml:space="preserve">Bauteile nach Bild 6 auflegen: ESP mit aufgelötetem MAX an eine Kante (USB-C zugänglich), Stecker an die gegenüberliegende Kante.</w:t>
+        <w:t xml:space="preserve">Bauteile nach Bild 5 auflegen: ESP mit aufgelötetem MAX an eine Kante (USB-C zugänglich), Stecker an die gegenüberliegende Kante.</w:t>
       </w:r>
     </w:p>
     <w:p>
@@ -5063,7 +4770,7 @@
           <w:sz w:val="22"/>
           <w:szCs w:val="22"/>
         </w:rPr>
-        <w:t xml:space="preserve">Den MAX98357A mit seiner 7-poligen Stiftleiste so auf die Versorgungsreihe setzen, dass VIN auf 5V und LRC auf IO1 liegt (Bild 3). Vor dem Löten mit dem Multimeter prüfen: VIN–5V und GND–GND. Den Elko (220 µF) direkt an VIN/GND des MAX löten, Minus an GND.</w:t>
+        <w:t xml:space="preserve">Den MAX98357A mit seiner 7-poligen Stiftleiste so auf die Versorgungsreihe setzen, dass VIN auf 5V und LRC auf IO1 liegt (Bild 3). Vor dem Löten prüfen: VIN auf 5V und GND auf GND. Den SD-Stift weglassen, damit 3V3 frei bleibt.</w:t>
       </w:r>
     </w:p>
     <w:p>
@@ -5175,7 +4882,7 @@
           <w:sz w:val="22"/>
           <w:szCs w:val="22"/>
         </w:rPr>
-        <w:t xml:space="preserve">Gleiches Schema wie Port A. Für S.Port die Diode nach Bild 5 einsetzen.</w:t>
+        <w:t xml:space="preserve">Je eine 2-polige Stiftleiste mit RX und TX nach Bild 4.</w:t>
       </w:r>
     </w:p>
     <w:p>
@@ -5271,7 +4978,7 @@
         <w:rPr>
           <w:rFonts w:ascii="Arial" w:cs="Arial" w:eastAsia="Arial" w:hAnsi="Arial"/>
         </w:rPr>
-        <w:t xml:space="preserve">10. Inbetriebnahme</w:t>
+        <w:t xml:space="preserve">9. Inbetriebnahme</w:t>
       </w:r>
     </w:p>
     <w:p>
@@ -5374,7 +5081,7 @@
           <w:sz w:val="22"/>
           <w:szCs w:val="22"/>
         </w:rPr>
-        <w:t xml:space="preserve">Test: Motor über Gas starten, Zusatzsounds schalten, Lautstärke anpassen. Bei Port B/C die Telemetrie am Sender prüfen.</w:t>
+        <w:t xml:space="preserve">Test: Motor über Gas starten, Zusatzsounds schalten, Lautstärke anpassen.</w:t>
       </w:r>
     </w:p>
     <w:p>
@@ -5386,7 +5093,7 @@
         <w:rPr>
           <w:rFonts w:ascii="Arial" w:cs="Arial" w:eastAsia="Arial" w:hAnsi="Arial"/>
         </w:rPr>
-        <w:t xml:space="preserve">11. Offene Punkte</w:t>
+        <w:t xml:space="preserve">10. Offene Punkte</w:t>
       </w:r>
     </w:p>
     <w:p>
@@ -5404,7 +5111,7 @@
           <w:sz w:val="22"/>
           <w:szCs w:val="22"/>
         </w:rPr>
-        <w:t xml:space="preserve">Pinbelegung bestätigen, dann Firmware für den C3 portieren (CRSF auf UART0, GPS per Software-UART, ohne SD).</w:t>
+        <w:t xml:space="preserve">Pinbelegung bestätigen, dann Firmware für den C3 portieren (CRSF auf UART0, Port C per Software-UART, ohne SD).</w:t>
       </w:r>
     </w:p>
     <w:p>
@@ -5423,6 +5130,24 @@
           <w:szCs w:val="22"/>
         </w:rPr>
         <w:t xml:space="preserve">Schaltplan und Platine in KiCad (Ordner hardware/), wenn der Lochraster-Aufbau getestet ist.</w:t>
+      </w:r>
+    </w:p>
+    <w:p>
+      <w:pPr>
+        <w:pStyle w:val="ListParagraph"/>
+        <w:numPr>
+          <w:ilvl w:val="0"/>
+          <w:numId w:val="2"/>
+        </w:numPr>
+        <w:spacing w:after="80"/>
+      </w:pPr>
+      <w:r>
+        <w:rPr>
+          <w:rFonts w:ascii="Arial" w:cs="Arial" w:eastAsia="Arial" w:hAnsi="Arial"/>
+          <w:sz w:val="22"/>
+          <w:szCs w:val="22"/>
+        </w:rPr>
+        <w:t xml:space="preserve">Funktionen von Port B und Port C festlegen.</w:t>
       </w:r>
     </w:p>
     <w:p>
